--- a/02-Execucao/04-Matriz_Achados/01-Matriz de Achados.docx
+++ b/02-Execucao/04-Matriz_Achados/01-Matriz de Achados.docx
@@ -5539,7 +5539,7 @@
                 <w:sz w:val="18"/>
                 <w:szCs w:val="18"/>
               </w:rPr>
-              <w:t>Contratações de TIC sem governança técnica e controle de resultados</w:t>
+              <w:t>Fragilidades na governança técnica da fase preparatória das contratações de TIC</w:t>
             </w:r>
           </w:p>
         </w:tc>

--- a/02-Execucao/04-Matriz_Achados/01-Matriz de Achados.docx
+++ b/02-Execucao/04-Matriz_Achados/01-Matriz de Achados.docx
@@ -304,7 +304,7 @@
                 <w:sz w:val="18"/>
                 <w:szCs w:val="18"/>
               </w:rPr>
-              <w:t>Estrutura de TIC insuficiente para coordenar, gerir e sustentar a tecnologia da informação</w:t>
+              <w:t>Estrutura de TIC insuficientemente formalizada, definida ou posicionada para gerir a tecnologia da informação</w:t>
             </w:r>
           </w:p>
         </w:tc>
@@ -369,55 +369,15 @@
                 <w:sz w:val="18"/>
                 <w:szCs w:val="18"/>
               </w:rPr>
-              <w:t>COBIT 2019, APO01.09 - Definição e comunicação de políticas e procedimentos:</w:t>
-            </w:r>
-            <w:r>
-              <w:rPr>
-                <w:rFonts w:ascii="Arial" w:hAnsi="Arial" w:cs="Arial"/>
-                <w:sz w:val="18"/>
-                <w:szCs w:val="18"/>
-              </w:rPr>
-              <w:t xml:space="preserve"> estabelecer e comunicar políticas e procedimentos de gestão de TI que orientem papéis, responsabilidades e controles.</w:t>
-            </w:r>
-          </w:p>
-          <w:p>
-            <w:pPr>
-              <w:jc w:val="both"/>
-              <w:rPr>
-                <w:rFonts w:ascii="Arial" w:eastAsia="Arial" w:hAnsi="Arial" w:cs="Arial"/>
-                <w:b/>
-                <w:bCs/>
-                <w:sz w:val="18"/>
-                <w:szCs w:val="18"/>
-              </w:rPr>
-            </w:pPr>
-          </w:p>
-          <w:p>
-            <w:pPr>
-              <w:jc w:val="both"/>
-              <w:rPr>
-                <w:rFonts w:ascii="Arial" w:hAnsi="Arial" w:cs="Arial"/>
-                <w:sz w:val="18"/>
-                <w:szCs w:val="18"/>
-                <w:vertAlign w:val="superscript"/>
-              </w:rPr>
-            </w:pPr>
-            <w:r>
-              <w:rPr>
-                <w:rFonts w:ascii="Arial" w:hAnsi="Arial" w:cs="Arial"/>
-                <w:b/>
-                <w:sz w:val="18"/>
-                <w:szCs w:val="18"/>
-              </w:rPr>
-              <w:t>ABNT NBR ISO/IEC 38500:</w:t>
-            </w:r>
-            <w:r>
-              <w:rPr>
-                <w:rFonts w:ascii="Arial" w:hAnsi="Arial" w:cs="Arial"/>
-                <w:sz w:val="18"/>
-                <w:szCs w:val="18"/>
-              </w:rPr>
-              <w:t>2025, item 5.6.1 - Governança efetiva de TI: responsabilização clara, estrutura adequada de tomada de decisão e direção organizacional compatível com o uso atual e futuro da tecnologia.</w:t>
+              <w:t>Constituição Federal, art. 37, caput - Princípio da eficiência.</w:t>
+            </w:r>
+            <w:r>
+              <w:rPr>
+                <w:rFonts w:ascii="Arial" w:hAnsi="Arial" w:cs="Arial"/>
+                <w:sz w:val="18"/>
+                <w:szCs w:val="18"/>
+              </w:rPr>
+              <w:t/>
             </w:r>
           </w:p>
           <w:p>
@@ -591,7 +551,7 @@
                 <w:sz w:val="18"/>
                 <w:szCs w:val="18"/>
               </w:rPr>
-              <w:t xml:space="preserve">a) S1.1 - Ausência de formalização da área, unidade, setor ou função de TIC da organização.: </w:t>
+              <w:t xml:space="preserve">a) S1.1 - Ausência de área, unidade, setor ou função de TIC formalmente instituída.: </w:t>
             </w:r>
             <w:r>
               <w:rPr>
@@ -619,15 +579,15 @@
                 <w:sz w:val="18"/>
                 <w:szCs w:val="18"/>
               </w:rPr>
-              <w:t xml:space="preserve">b) S1.2 - Área de TIC sem atribuições formais suficientes para planejamento, coordenação, gestão, execução, monitoramento e controle da TIC.: </w:t>
-            </w:r>
-            <w:r>
-              <w:rPr>
-                <w:rFonts w:ascii="Arial" w:hAnsi="Arial" w:cs="Arial"/>
-                <w:sz w:val="18"/>
-                <w:szCs w:val="18"/>
-              </w:rPr>
-              <w:t>resposta distinta da alternativa f) em q0101; resposta "Sim" em q0103[G]; resposta "Não" em q0103[D], observada a composição lógica definida na Matriz de Procedimentos de Auditoria.</w:t>
+              <w:t xml:space="preserve">b) S1.2 - Área de TIC sem atribuições formalmente definidas ou sem atribuições formais de gestão de TIC.: </w:t>
+            </w:r>
+            <w:r>
+              <w:rPr>
+                <w:rFonts w:ascii="Arial" w:hAnsi="Arial" w:cs="Arial"/>
+                <w:sz w:val="18"/>
+                <w:szCs w:val="18"/>
+              </w:rPr>
+              <w:t>resposta distinta da alternativa f) em q0101; resposta "Sim" em q0103[G]; resposta "Não" em q0103[D]; resposta "Não conforme" em q0103[D], observada a composição lógica definida na Matriz de Procedimentos de Auditoria.</w:t>
             </w:r>
           </w:p>
           <w:p>
@@ -655,7 +615,7 @@
                 <w:sz w:val="18"/>
                 <w:szCs w:val="18"/>
               </w:rPr>
-              <w:t>resposta distinta da alternativa f) em q0101; uma das alternativas b), c), d), e) em q0102, observada a composição lógica definida na Matriz de Procedimentos de Auditoria.</w:t>
+              <w:t>uma das alternativas a), b), e) em q0101; uma das alternativas c), d), e) em q0102, observada a composição lógica definida na Matriz de Procedimentos de Auditoria.</w:t>
             </w:r>
           </w:p>
         </w:tc>
@@ -828,7 +788,7 @@
                 <w:sz w:val="18"/>
                 <w:szCs w:val="18"/>
               </w:rPr>
-              <w:t xml:space="preserve"> para que formalize a área, unidade, setor ou função de TIC em regimento, decreto, portaria, resolução, organograma ou instrumento equivalente, definindo sua vinculação e suas responsabilidades essenciais de modo compatível com o porte, a complexidade e a dependência tecnológica da organização [S1.1].</w:t>
+              <w:t xml:space="preserve"> para que formalize a área, unidade, setor ou função de TIC em instrumento compatível com a organização, definindo vinculação e responsabilidades essenciais de modo compatível com o porte, a complexidade e a dependência tecnológica da organização [S1.1].</w:t>
             </w:r>
           </w:p>
           <w:p>
@@ -870,7 +830,7 @@
                 <w:sz w:val="18"/>
                 <w:szCs w:val="18"/>
               </w:rPr>
-              <w:t xml:space="preserve"> para que defina formalmente as atribuições da área de TIC, atentando-se, minimamente, em abranger as atividades de planejamento, coordenação, gestão, execução, monitoramento e controle da TIC [S1.2].</w:t>
+              <w:t xml:space="preserve"> para que defina formalmente as atribuições da área de TIC, atentando-se, minimamente, em abranger as atividades de planejamento, coordenação, gestão e controle da TIC [S1.2].</w:t>
             </w:r>
           </w:p>
           <w:p>
@@ -912,7 +872,7 @@
                 <w:sz w:val="18"/>
                 <w:szCs w:val="18"/>
               </w:rPr>
-              <w:t xml:space="preserve"> para que avalie e ajuste o posicionamento organizacional da área de TIC, atentando-se, minimamente, em assegurar interlocução adequada com a alta administração e participação nas decisões estratégicas, orçamentárias, contratuais e de gestão de riscos relacionadas à tecnologia da informação [S1.3].</w:t>
+              <w:t xml:space="preserve"> para que avalie o posicionamento organizacional da área de TIC e adote, quando necessário, medidas para assegurar interlocução adequada com a alta administração e participação nas decisões estratégicas, orçamentárias, contratuais e de gestão de riscos relacionadas à tecnologia da informação [S1.3].</w:t>
             </w:r>
           </w:p>
         </w:tc>
@@ -1222,6 +1182,46 @@
                 <w:sz w:val="18"/>
                 <w:szCs w:val="18"/>
               </w:rPr>
+              <w:t>COBIT 2019, MEA01.04 - Avaliar o desempenho:</w:t>
+            </w:r>
+            <w:r>
+              <w:rPr>
+                <w:rFonts w:ascii="Arial" w:hAnsi="Arial" w:cs="Arial"/>
+                <w:sz w:val="18"/>
+                <w:szCs w:val="18"/>
+              </w:rPr>
+              <w:t xml:space="preserve"> monitorar e avaliar periodicamente o desempenho e a conformidade da TI em relação a objetivos, indicadores, metas e expectativas das partes interessadas.</w:t>
+            </w:r>
+          </w:p>
+          <w:p>
+            <w:pPr>
+              <w:jc w:val="both"/>
+              <w:rPr>
+                <w:rFonts w:ascii="Arial" w:eastAsia="Arial" w:hAnsi="Arial" w:cs="Arial"/>
+                <w:b/>
+                <w:bCs/>
+                <w:sz w:val="18"/>
+                <w:szCs w:val="18"/>
+              </w:rPr>
+            </w:pPr>
+          </w:p>
+          <w:p>
+            <w:pPr>
+              <w:jc w:val="both"/>
+              <w:rPr>
+                <w:rFonts w:ascii="Arial" w:hAnsi="Arial" w:cs="Arial"/>
+                <w:sz w:val="18"/>
+                <w:szCs w:val="18"/>
+                <w:vertAlign w:val="superscript"/>
+              </w:rPr>
+            </w:pPr>
+            <w:r>
+              <w:rPr>
+                <w:rFonts w:ascii="Arial" w:hAnsi="Arial" w:cs="Arial"/>
+                <w:b/>
+                <w:sz w:val="18"/>
+                <w:szCs w:val="18"/>
+              </w:rPr>
               <w:t>COBIT 2019, EDM01.02 - Dirigir o sistema de governança:</w:t>
             </w:r>
             <w:r>
@@ -1262,15 +1262,15 @@
                 <w:sz w:val="18"/>
                 <w:szCs w:val="18"/>
               </w:rPr>
-              <w:t>COBIT 2019, MEA01.04 - Avaliar o desempenho:</w:t>
-            </w:r>
-            <w:r>
-              <w:rPr>
-                <w:rFonts w:ascii="Arial" w:hAnsi="Arial" w:cs="Arial"/>
-                <w:sz w:val="18"/>
-                <w:szCs w:val="18"/>
-              </w:rPr>
-              <w:t xml:space="preserve"> monitorar e avaliar periodicamente o desempenho e a conformidade da TI em relação a objetivos, indicadores, metas e expectativas das partes interessadas.</w:t>
+              <w:t>Decreto nº 12.198/2024, arts. 5º e 6º, § 2º – Referência de governança digital:</w:t>
+            </w:r>
+            <w:r>
+              <w:rPr>
+                <w:rFonts w:ascii="Arial" w:hAnsi="Arial" w:cs="Arial"/>
+                <w:sz w:val="18"/>
+                <w:szCs w:val="18"/>
+              </w:rPr>
+              <w:t xml:space="preserve"> instituição, no âmbito da Administração Pública federal direta, autárquica e fundacional, de Comitê de Governança Digital ou colegiado equivalente com função deliberativa sobre ações de governo digital e uso de recursos de TIC, incluindo a aprovação dos instrumentos de planejamento previstos no Decreto.</w:t>
             </w:r>
           </w:p>
           <w:p>
@@ -1302,47 +1302,7 @@
                 <w:sz w:val="18"/>
                 <w:szCs w:val="18"/>
               </w:rPr>
-              <w:t>Acórdão TCE-RJ 44.490/2024-PLEN, item II.1:</w:t>
-            </w:r>
-            <w:r>
-              <w:rPr>
-                <w:rFonts w:ascii="Arial" w:hAnsi="Arial" w:cs="Arial"/>
-                <w:sz w:val="18"/>
-                <w:szCs w:val="18"/>
-              </w:rPr>
-              <w:t xml:space="preserve"> necessidade de estrutura de governança de TI, especialmente Comitê de Tecnologia da Informação ou instância equivalente, com participação de áreas relevantes, responsabilidade de alinhar as ações de TI aos objetivos institucionais, priorizar investimentos e monitorar o desempenho da TI com base em indicadores e metas.</w:t>
-            </w:r>
-          </w:p>
-          <w:p>
-            <w:pPr>
-              <w:jc w:val="both"/>
-              <w:rPr>
-                <w:rFonts w:ascii="Arial" w:eastAsia="Arial" w:hAnsi="Arial" w:cs="Arial"/>
-                <w:b/>
-                <w:bCs/>
-                <w:sz w:val="18"/>
-                <w:szCs w:val="18"/>
-              </w:rPr>
-            </w:pPr>
-          </w:p>
-          <w:p>
-            <w:pPr>
-              <w:jc w:val="both"/>
-              <w:rPr>
-                <w:rFonts w:ascii="Arial" w:hAnsi="Arial" w:cs="Arial"/>
-                <w:sz w:val="18"/>
-                <w:szCs w:val="18"/>
-                <w:vertAlign w:val="superscript"/>
-              </w:rPr>
-            </w:pPr>
-            <w:r>
-              <w:rPr>
-                <w:rFonts w:ascii="Arial" w:hAnsi="Arial" w:cs="Arial"/>
-                <w:b/>
-                <w:sz w:val="18"/>
-                <w:szCs w:val="18"/>
-              </w:rPr>
-              <w:t>Decreto nº 12.198/2024, art. 5º - Instituição do CGD, colegiado responsável por definir diretrizes e estratégias sobre uso de recursos digitais nos órgãos e entidades da administração pública federal direta, autárquica e fundacional.</w:t>
+              <w:t>Acórdão TCE-RJ nº 44.490/2024-PLEN, itens II.1, III.1 e V.1 – Precedente pela instituição e atuação efetiva de instância colegiada de governança de TIC, com responsabilidade pelo alinhamento das ações de TIC aos objetivos institucionais, priorização dos investimentos e monitoramento do desempenho da TIC.</w:t>
             </w:r>
             <w:r>
               <w:rPr>
@@ -1351,46 +1311,6 @@
                 <w:szCs w:val="18"/>
               </w:rPr>
               <w:t/>
-            </w:r>
-          </w:p>
-          <w:p>
-            <w:pPr>
-              <w:jc w:val="both"/>
-              <w:rPr>
-                <w:rFonts w:ascii="Arial" w:eastAsia="Arial" w:hAnsi="Arial" w:cs="Arial"/>
-                <w:b/>
-                <w:bCs/>
-                <w:sz w:val="18"/>
-                <w:szCs w:val="18"/>
-              </w:rPr>
-            </w:pPr>
-          </w:p>
-          <w:p>
-            <w:pPr>
-              <w:jc w:val="both"/>
-              <w:rPr>
-                <w:rFonts w:ascii="Arial" w:hAnsi="Arial" w:cs="Arial"/>
-                <w:sz w:val="18"/>
-                <w:szCs w:val="18"/>
-                <w:vertAlign w:val="superscript"/>
-              </w:rPr>
-            </w:pPr>
-            <w:r>
-              <w:rPr>
-                <w:rFonts w:ascii="Arial" w:hAnsi="Arial" w:cs="Arial"/>
-                <w:b/>
-                <w:sz w:val="18"/>
-                <w:szCs w:val="18"/>
-              </w:rPr>
-              <w:t>COBIT 2019, APO01.05 - Estabelecer papéis e responsabilidades:</w:t>
-            </w:r>
-            <w:r>
-              <w:rPr>
-                <w:rFonts w:ascii="Arial" w:hAnsi="Arial" w:cs="Arial"/>
-                <w:sz w:val="18"/>
-                <w:szCs w:val="18"/>
-              </w:rPr>
-              <w:t xml:space="preserve"> definir, comunicar e manter papéis e responsabilidades relacionados à governança e gestão de TI.</w:t>
             </w:r>
           </w:p>
         </w:tc>
@@ -1444,15 +1364,15 @@
                 <w:sz w:val="18"/>
                 <w:szCs w:val="18"/>
               </w:rPr>
-              <w:t xml:space="preserve">a) S2.1 - Ausência ou insuficiência de modelo básico de governança e gestão de TIC com papéis, responsabilidades, objetivos, indicadores, metas ou acompanhamento.: </w:t>
-            </w:r>
-            <w:r>
-              <w:rPr>
-                <w:rFonts w:ascii="Arial" w:hAnsi="Arial" w:cs="Arial"/>
-                <w:sz w:val="18"/>
-                <w:szCs w:val="18"/>
-              </w:rPr>
-              <w:t>resposta "Não" ou "N/A" em q1001ext[C], q1001ext[H], q1002ext[A] e q1002ext[C], observada a composição lógica definida na Matriz de Procedimentos de Auditoria.</w:t>
+              <w:t xml:space="preserve">a) S2.1 - Ausência de objetivos, indicadores ou metas para a gestão de TIC.: </w:t>
+            </w:r>
+            <w:r>
+              <w:rPr>
+                <w:rFonts w:ascii="Arial" w:hAnsi="Arial" w:cs="Arial"/>
+                <w:sz w:val="18"/>
+                <w:szCs w:val="18"/>
+              </w:rPr>
+              <w:t>resposta "Não" ou "N/A" em q1001ext[H]; resposta "Não conforme" em q1001ext[H], observada a composição lógica definida na Matriz de Procedimentos de Auditoria.</w:t>
             </w:r>
           </w:p>
           <w:p>
@@ -1472,15 +1392,15 @@
                 <w:sz w:val="18"/>
                 <w:szCs w:val="18"/>
               </w:rPr>
-              <w:t xml:space="preserve">b) S2.2 - Comitê de TIC ou instância equivalente não instituído formalmente.: </w:t>
-            </w:r>
-            <w:r>
-              <w:rPr>
-                <w:rFonts w:ascii="Arial" w:hAnsi="Arial" w:cs="Arial"/>
-                <w:sz w:val="18"/>
-                <w:szCs w:val="18"/>
-              </w:rPr>
-              <w:t>resposta "Não" ou "N/A" em q1001ext[E], observada a composição lógica definida na Matriz de Procedimentos de Auditoria.</w:t>
+              <w:t xml:space="preserve">b) S2.2 - Comitê de TIC ou instância equivalente não instituído formalmente ou sem representação de áreas relevantes da organização.: </w:t>
+            </w:r>
+            <w:r>
+              <w:rPr>
+                <w:rFonts w:ascii="Arial" w:hAnsi="Arial" w:cs="Arial"/>
+                <w:sz w:val="18"/>
+                <w:szCs w:val="18"/>
+              </w:rPr>
+              <w:t>resposta "Não" ou "N/A" em q1001ext[E]; resposta "Não conforme" em q1001ext[E], observada a composição lógica definida na Matriz de Procedimentos de Auditoria.</w:t>
             </w:r>
           </w:p>
           <w:p>
@@ -1500,15 +1420,15 @@
                 <w:sz w:val="18"/>
                 <w:szCs w:val="18"/>
               </w:rPr>
-              <w:t xml:space="preserve">c) S2.3 - Comitê de TIC ou instância equivalente sem evidências suficientes de atuação efetiva.: </w:t>
-            </w:r>
-            <w:r>
-              <w:rPr>
-                <w:rFonts w:ascii="Arial" w:hAnsi="Arial" w:cs="Arial"/>
-                <w:sz w:val="18"/>
-                <w:szCs w:val="18"/>
-              </w:rPr>
-              <w:t>resposta "Sim" em q1001ext[E]; resposta "Não" ou "N/A" em q1001ext[F], observada a composição lógica definida na Matriz de Procedimentos de Auditoria.</w:t>
+              <w:t xml:space="preserve">c) S2.3 - Comitê de TIC ou instância equivalente sem atuação efetiva comprovada.: </w:t>
+            </w:r>
+            <w:r>
+              <w:rPr>
+                <w:rFonts w:ascii="Arial" w:hAnsi="Arial" w:cs="Arial"/>
+                <w:sz w:val="18"/>
+                <w:szCs w:val="18"/>
+              </w:rPr>
+              <w:t>resposta "Sim" em q1001ext[E]; resposta "Não conforme" em q1001ext[E] e q1001ext[F]; resposta "Não" ou "N/A" em q1001ext[F], observada a composição lógica definida na Matriz de Procedimentos de Auditoria.</w:t>
             </w:r>
           </w:p>
         </w:tc>
@@ -1681,7 +1601,7 @@
                 <w:sz w:val="18"/>
                 <w:szCs w:val="18"/>
               </w:rPr>
-              <w:t xml:space="preserve"> para que estabeleça modelo básico de governança e gestão de TIC, atentando-se, minimamente, em definir papéis e responsabilidades, objetivos, indicadores, metas e forma de acompanhamento periódico do desempenho da TIC pela alta administração [S2.1].</w:t>
+              <w:t xml:space="preserve"> para que estabeleça objetivos, indicadores e metas para a gestão de TIC, de modo a possibilitar o acompanhamento periódico do desempenho da TIC pela alta administração [S2.1].</w:t>
             </w:r>
           </w:p>
           <w:p>
@@ -1715,15 +1635,15 @@
                 <w:szCs w:val="18"/>
                 <w:u w:val="single"/>
               </w:rPr>
-              <w:t>Comunicação com Recomendação</w:t>
-            </w:r>
-            <w:r>
-              <w:rPr>
-                <w:rFonts w:ascii="Arial" w:hAnsi="Arial" w:cs="Arial"/>
-                <w:sz w:val="18"/>
-                <w:szCs w:val="18"/>
-              </w:rPr>
-              <w:t xml:space="preserve"> para que institua formalmente Comitê de TIC ou instância equivalente, atentando-se, minimamente, em definir sua composição, competências, periodicidade de reuniões, forma de registro das deliberações e acompanhamento dos encaminhamentos [S2.2].</w:t>
+              <w:t>Comunicação com Determinação</w:t>
+            </w:r>
+            <w:r>
+              <w:rPr>
+                <w:rFonts w:ascii="Arial" w:hAnsi="Arial" w:cs="Arial"/>
+                <w:sz w:val="18"/>
+                <w:szCs w:val="18"/>
+              </w:rPr>
+              <w:t xml:space="preserve"> para que institua formalmente Comitê de TIC ou instância colegiada equivalente, compatível com o porte e a estrutura decisória da organização, definindo em seu ato constitutivo, minimamente, a participação de representantes de áreas relevantes da organização, suas competências, a periodicidade de reuniões, a forma de registro das deliberações e os mecanismos de acompanhamento dos encaminhamentos [S2.2].</w:t>
             </w:r>
           </w:p>
           <w:p>
@@ -1757,15 +1677,15 @@
                 <w:szCs w:val="18"/>
                 <w:u w:val="single"/>
               </w:rPr>
-              <w:t>Comunicação com Recomendação</w:t>
-            </w:r>
-            <w:r>
-              <w:rPr>
-                <w:rFonts w:ascii="Arial" w:hAnsi="Arial" w:cs="Arial"/>
-                <w:sz w:val="18"/>
-                <w:szCs w:val="18"/>
-              </w:rPr>
-              <w:t xml:space="preserve"> para que assegure o funcionamento efetivo do Comitê de TIC ou instância equivalente, atentando-se, minimamente, em realizar reuniões periódicas, registrar atas, deliberações e encaminhamentos e acompanhar as decisões sobre prioridades, projetos, riscos, serviços, orçamento e contratações de TIC [S2.3].</w:t>
+              <w:t>Comunicação com Determinação</w:t>
+            </w:r>
+            <w:r>
+              <w:rPr>
+                <w:rFonts w:ascii="Arial" w:hAnsi="Arial" w:cs="Arial"/>
+                <w:sz w:val="18"/>
+                <w:szCs w:val="18"/>
+              </w:rPr>
+              <w:t xml:space="preserve"> para que assegure o funcionamento efetivo do Comitê de TIC ou instância colegiada equivalente, mediante o exercício das competências previstas em seu ato constitutivo, com registro das deliberações e acompanhamento dos respectivos encaminhamentos [S2.3].</w:t>
             </w:r>
           </w:p>
         </w:tc>
@@ -2050,7 +1970,7 @@
                 <w:sz w:val="18"/>
                 <w:szCs w:val="18"/>
               </w:rPr>
-              <w:t>Planejamento de TIC inexistente, insuficiente, desatualizado ou desconectado da gestão, do orçamento e das contratações</w:t>
+              <w:t>Planejamento de TIC insuficiente para orientar a gestão, o orçamento e as contratações de TIC</w:t>
             </w:r>
           </w:p>
         </w:tc>
@@ -2155,15 +2075,15 @@
                 <w:sz w:val="18"/>
                 <w:szCs w:val="18"/>
               </w:rPr>
-              <w:t>Acórdão TCE-RJ 44.490/2024-PLEN, item II.3 e subitens II.3.1 a II.3.5:</w:t>
-            </w:r>
-            <w:r>
-              <w:rPr>
-                <w:rFonts w:ascii="Arial" w:hAnsi="Arial" w:cs="Arial"/>
-                <w:sz w:val="18"/>
-                <w:szCs w:val="18"/>
-              </w:rPr>
-              <w:t xml:space="preserve"> necessidade de estabelecer processo estruturado, com participação de representantes das principais secretarias, para elaborar, manter e revisar periodicamente o PDTI, contemplando objetivos, indicadores e metas de TI alinhados aos objetivos de negócio, riscos que possam impactar objetivos e metas, projetos, aquisições e ações necessárias, alocação de recursos e ações de divulgação e monitoramento do PDTI após aprovação pela autoridade máxima.</w:t>
+              <w:t>Acórdão TCE-RJ nº 44.490/2024-PLEN, itens II.3 e III.3 e respectivos subitens – Precedentes quanto ao estabelecimento formal de processo estruturado de planejamento de TIC, com participação das áreas relevantes, elaboração, manutenção e revisão periódica de PDTI, contemplando objetivos, indicadores e metas alinhados aos objetivos institucionais, riscos, projetos, aquisições, recursos necessários e ações de monitoramento após aprovação pela alta administração.</w:t>
+            </w:r>
+            <w:r>
+              <w:rPr>
+                <w:rFonts w:ascii="Arial" w:hAnsi="Arial" w:cs="Arial"/>
+                <w:sz w:val="18"/>
+                <w:szCs w:val="18"/>
+              </w:rPr>
+              <w:t/>
             </w:r>
           </w:p>
           <w:p>
@@ -2257,15 +2177,15 @@
                 <w:sz w:val="18"/>
                 <w:szCs w:val="18"/>
               </w:rPr>
-              <w:t xml:space="preserve">a) S3.1 - Inexistência ou fragilidade do processo formal de planejamento de TIC.: </w:t>
-            </w:r>
-            <w:r>
-              <w:rPr>
-                <w:rFonts w:ascii="Arial" w:hAnsi="Arial" w:cs="Arial"/>
-                <w:sz w:val="18"/>
-                <w:szCs w:val="18"/>
-              </w:rPr>
-              <w:t>resposta "Não" ou "N/A" em q2101ext[A], q2101ext[B], q2101ext[C] e q2101ext[D], observada a composição lógica definida na Matriz de Procedimentos de Auditoria.</w:t>
+              <w:t xml:space="preserve">a) S3.1 - Inexistência ou insuficiência do processo de planejamento de TIC para produzir e manter plano de TIC adequado.: </w:t>
+            </w:r>
+            <w:r>
+              <w:rPr>
+                <w:rFonts w:ascii="Arial" w:hAnsi="Arial" w:cs="Arial"/>
+                <w:sz w:val="18"/>
+                <w:szCs w:val="18"/>
+              </w:rPr>
+              <w:t>resposta "Não" ou "N/A" em q2101ext[A] e q2101ext[D]; resposta "Não conforme" em q2101ext[A] e q2101ext[D]; resposta "False" em existe_plano_ti, observada a composição lógica definida na Matriz de Procedimentos de Auditoria.</w:t>
             </w:r>
           </w:p>
           <w:p>
@@ -2293,7 +2213,7 @@
                 <w:sz w:val="18"/>
                 <w:szCs w:val="18"/>
               </w:rPr>
-              <w:t>resposta "Não" ou "N/A" em q2102ext[A], observada a composição lógica definida na Matriz de Procedimentos de Auditoria.</w:t>
+              <w:t>resposta "Não" ou "N/A" em q2102ext[A]; resposta "Não conforme" em q2102ext[A], observada a composição lógica definida na Matriz de Procedimentos de Auditoria.</w:t>
             </w:r>
           </w:p>
           <w:p>
@@ -2321,7 +2241,7 @@
                 <w:sz w:val="18"/>
                 <w:szCs w:val="18"/>
               </w:rPr>
-              <w:t>resposta "Não" ou "N/A" em q2102ext[D], observada a composição lógica definida na Matriz de Procedimentos de Auditoria.</w:t>
+              <w:t>resposta "Não" ou "N/A" em q2102ext[D]; resposta "Não conforme" em q2102ext[D], observada a composição lógica definida na Matriz de Procedimentos de Auditoria.</w:t>
             </w:r>
           </w:p>
           <w:p>
@@ -2341,15 +2261,15 @@
                 <w:sz w:val="18"/>
                 <w:szCs w:val="18"/>
               </w:rPr>
-              <w:t xml:space="preserve">d) S3.5 - Plano de TIC sem integração adequada com orçamento, plano de contratações, projetos ou contratações de TIC.: </w:t>
-            </w:r>
-            <w:r>
-              <w:rPr>
-                <w:rFonts w:ascii="Arial" w:hAnsi="Arial" w:cs="Arial"/>
-                <w:sz w:val="18"/>
-                <w:szCs w:val="18"/>
-              </w:rPr>
-              <w:t>resposta "Não" ou "N/A" em q2102ext[C], q2802ext[C] e q2802ext[D]; resposta "Não" em q2804[B], observada a composição lógica definida na Matriz de Procedimentos de Auditoria.</w:t>
+              <w:t xml:space="preserve">d) S3.5 - Plano de TIC não utilizado como referência para a elaboração da proposta orçamentária e do plano de contratações.: </w:t>
+            </w:r>
+            <w:r>
+              <w:rPr>
+                <w:rFonts w:ascii="Arial" w:hAnsi="Arial" w:cs="Arial"/>
+                <w:sz w:val="18"/>
+                <w:szCs w:val="18"/>
+              </w:rPr>
+              <w:t>resposta "Não" ou "N/A" em q2102ext[C]; resposta "Não conforme" em q2102ext[C], observada a composição lógica definida na Matriz de Procedimentos de Auditoria.</w:t>
             </w:r>
           </w:p>
           <w:p>
@@ -2369,15 +2289,15 @@
                 <w:sz w:val="18"/>
                 <w:szCs w:val="18"/>
               </w:rPr>
-              <w:t xml:space="preserve">e) S3.6 - Ausência de acompanhamento, revisão ou atualização periódica do plano de TIC.: </w:t>
-            </w:r>
-            <w:r>
-              <w:rPr>
-                <w:rFonts w:ascii="Arial" w:hAnsi="Arial" w:cs="Arial"/>
-                <w:sz w:val="18"/>
-                <w:szCs w:val="18"/>
-              </w:rPr>
-              <w:t>resposta "Não" ou "N/A" em q2102ext[E], observada a composição lógica definida na Matriz de Procedimentos de Auditoria.</w:t>
+              <w:t xml:space="preserve">e) S3.6 - Ausência de acompanhamento da execução do plano de TIC.: </w:t>
+            </w:r>
+            <w:r>
+              <w:rPr>
+                <w:rFonts w:ascii="Arial" w:hAnsi="Arial" w:cs="Arial"/>
+                <w:sz w:val="18"/>
+                <w:szCs w:val="18"/>
+              </w:rPr>
+              <w:t>resposta "Não" ou "N/A" em q2102ext[E]; resposta "Não conforme" em q2102ext[E], observada a composição lógica definida na Matriz de Procedimentos de Auditoria.</w:t>
             </w:r>
           </w:p>
         </w:tc>
@@ -2436,7 +2356,7 @@
                 <w:sz w:val="18"/>
                 <w:szCs w:val="18"/>
               </w:rPr>
-              <w:t xml:space="preserve"> Seleção e priorização de iniciativas de TIC sem processo formal e sem critérios objetivos.</w:t>
+              <w:t xml:space="preserve"> Planejamento de TIC sem processo formal e sem participação adequada das áreas demandantes.</w:t>
             </w:r>
           </w:p>
           <w:p>
@@ -2622,15 +2542,15 @@
                 <w:szCs w:val="18"/>
                 <w:u w:val="single"/>
               </w:rPr>
-              <w:t>Comunicação com Recomendação</w:t>
-            </w:r>
-            <w:r>
-              <w:rPr>
-                <w:rFonts w:ascii="Arial" w:hAnsi="Arial" w:cs="Arial"/>
-                <w:sz w:val="18"/>
-                <w:szCs w:val="18"/>
-              </w:rPr>
-              <w:t xml:space="preserve"> para que institua processo formal de planejamento de TIC, atentando-se, minimamente, em definir etapas, responsáveis, participação das áreas demandantes e critérios de priorização das necessidades e iniciativas de TIC [S3.1].</w:t>
+              <w:t>Comunicação com Determinação</w:t>
+            </w:r>
+            <w:r>
+              <w:rPr>
+                <w:rFonts w:ascii="Arial" w:hAnsi="Arial" w:cs="Arial"/>
+                <w:sz w:val="18"/>
+                <w:szCs w:val="18"/>
+              </w:rPr>
+              <w:t xml:space="preserve"> para que institua processo formal de planejamento de TIC, compatível com o porte e a complexidade da organização, que assegure a elaboração e manutenção de plano de TIC, atentando-se, minimamente, em definir etapas, responsabilidades e participação das áreas demandantes [S3.1].</w:t>
             </w:r>
           </w:p>
           <w:p>
@@ -2664,15 +2584,15 @@
                 <w:szCs w:val="18"/>
                 <w:u w:val="single"/>
               </w:rPr>
-              <w:t>Comunicação com Recomendação</w:t>
-            </w:r>
-            <w:r>
-              <w:rPr>
-                <w:rFonts w:ascii="Arial" w:hAnsi="Arial" w:cs="Arial"/>
-                <w:sz w:val="18"/>
-                <w:szCs w:val="18"/>
-              </w:rPr>
-              <w:t xml:space="preserve"> para que submeta o plano de TIC à aprovação formal do dirigente máximo ou de dirigente ou colegiado integrante da alta administração, mantendo registro do respectivo ato de aprovação [S3.2].</w:t>
+              <w:t>Comunicação com Determinação</w:t>
+            </w:r>
+            <w:r>
+              <w:rPr>
+                <w:rFonts w:ascii="Arial" w:hAnsi="Arial" w:cs="Arial"/>
+                <w:sz w:val="18"/>
+                <w:szCs w:val="18"/>
+              </w:rPr>
+              <w:t xml:space="preserve"> para que submeta o plano de TIC à aprovação formal do dirigente máximo ou de instância competente da alta administração, mantendo registro do respectivo ato de aprovação [S3.2].</w:t>
             </w:r>
           </w:p>
           <w:p>
@@ -2706,7 +2626,7 @@
                 <w:szCs w:val="18"/>
                 <w:u w:val="single"/>
               </w:rPr>
-              <w:t>Comunicação com Recomendação</w:t>
+              <w:t>Comunicação com Determinação</w:t>
             </w:r>
             <w:r>
               <w:rPr>
@@ -2748,15 +2668,15 @@
                 <w:szCs w:val="18"/>
                 <w:u w:val="single"/>
               </w:rPr>
-              <w:t>Comunicação com Recomendação</w:t>
-            </w:r>
-            <w:r>
-              <w:rPr>
-                <w:rFonts w:ascii="Arial" w:hAnsi="Arial" w:cs="Arial"/>
-                <w:sz w:val="18"/>
-                <w:szCs w:val="18"/>
-              </w:rPr>
-              <w:t xml:space="preserve"> para que integre o plano de TIC à proposta orçamentária, ao plano de contratações e às contratações de TIC, atentando-se, minimamente, em priorizar as demandas conforme sua relevância, seus riscos e a capacidade de execução da organização [S3.5].</w:t>
+              <w:t>Comunicação com Determinação</w:t>
+            </w:r>
+            <w:r>
+              <w:rPr>
+                <w:rFonts w:ascii="Arial" w:hAnsi="Arial" w:cs="Arial"/>
+                <w:sz w:val="18"/>
+                <w:szCs w:val="18"/>
+              </w:rPr>
+              <w:t xml:space="preserve"> para que integre o plano de TIC à elaboração da proposta orçamentária e do plano de contratações, de maneira proporcional ao porte, à estrutura e à capacidade de planejamento da organização [S3.5].</w:t>
             </w:r>
           </w:p>
           <w:p>
@@ -2790,15 +2710,15 @@
                 <w:szCs w:val="18"/>
                 <w:u w:val="single"/>
               </w:rPr>
-              <w:t>Comunicação com Recomendação</w:t>
-            </w:r>
-            <w:r>
-              <w:rPr>
-                <w:rFonts w:ascii="Arial" w:hAnsi="Arial" w:cs="Arial"/>
-                <w:sz w:val="18"/>
-                <w:szCs w:val="18"/>
-              </w:rPr>
-              <w:t xml:space="preserve"> para que estabeleça e execute rotina periódica de acompanhamento, revisão e atualização do plano de TIC, atentando-se, minimamente, em registrar a execução das iniciativas, as pendências, as reprogramações e as deliberações adotadas [S3.6].</w:t>
+              <w:t>Comunicação com Determinação</w:t>
+            </w:r>
+            <w:r>
+              <w:rPr>
+                <w:rFonts w:ascii="Arial" w:hAnsi="Arial" w:cs="Arial"/>
+                <w:sz w:val="18"/>
+                <w:szCs w:val="18"/>
+              </w:rPr>
+              <w:t xml:space="preserve"> para que estabeleça e execute rotina periódica de acompanhamento da execução do plano de TIC, promovendo sua revisão periódica e os ajustes ou atualizações necessários, com registro das principais decisões e reprogramações [S3.6].</w:t>
             </w:r>
           </w:p>
         </w:tc>
@@ -3083,7 +3003,7 @@
                 <w:sz w:val="18"/>
                 <w:szCs w:val="18"/>
               </w:rPr>
-              <w:t>Capacidade institucional insuficiente para sustentar a gestão de TIC e segurança da informação</w:t>
+              <w:t>Capacidade institucional de pessoal de TIC e segurança da informação insuficientemente estruturada ou dimensionada</w:t>
             </w:r>
           </w:p>
         </w:tc>
@@ -3148,6 +3068,46 @@
                 <w:sz w:val="18"/>
                 <w:szCs w:val="18"/>
               </w:rPr>
+              <w:t>Acórdão 1.411/2014-TCU-Plenário, item 9.1.7 - A organização deve adotar providências para dotar o setor de TI de quantitativo adequado às necessidades de trabalho em TI, consideradas as necessidades das demais áreas.</w:t>
+            </w:r>
+            <w:r>
+              <w:rPr>
+                <w:rFonts w:ascii="Arial" w:hAnsi="Arial" w:cs="Arial"/>
+                <w:sz w:val="18"/>
+                <w:szCs w:val="18"/>
+              </w:rPr>
+              <w:t/>
+            </w:r>
+          </w:p>
+          <w:p>
+            <w:pPr>
+              <w:jc w:val="both"/>
+              <w:rPr>
+                <w:rFonts w:ascii="Arial" w:eastAsia="Arial" w:hAnsi="Arial" w:cs="Arial"/>
+                <w:b/>
+                <w:bCs/>
+                <w:sz w:val="18"/>
+                <w:szCs w:val="18"/>
+              </w:rPr>
+            </w:pPr>
+          </w:p>
+          <w:p>
+            <w:pPr>
+              <w:jc w:val="both"/>
+              <w:rPr>
+                <w:rFonts w:ascii="Arial" w:hAnsi="Arial" w:cs="Arial"/>
+                <w:sz w:val="18"/>
+                <w:szCs w:val="18"/>
+                <w:vertAlign w:val="superscript"/>
+              </w:rPr>
+            </w:pPr>
+            <w:r>
+              <w:rPr>
+                <w:rFonts w:ascii="Arial" w:hAnsi="Arial" w:cs="Arial"/>
+                <w:b/>
+                <w:sz w:val="18"/>
+                <w:szCs w:val="18"/>
+              </w:rPr>
               <w:t>COBIT 2019, APO07.05 - Planejar e monitorar o uso de recursos humanos de TI e de negócio:</w:t>
             </w:r>
             <w:r>
@@ -3188,15 +3148,15 @@
                 <w:sz w:val="18"/>
                 <w:szCs w:val="18"/>
               </w:rPr>
-              <w:t>ABNT NBR ISO/IEC 27001:</w:t>
-            </w:r>
-            <w:r>
-              <w:rPr>
-                <w:rFonts w:ascii="Arial" w:hAnsi="Arial" w:cs="Arial"/>
-                <w:sz w:val="18"/>
-                <w:szCs w:val="18"/>
-              </w:rPr>
-              <w:t>2022, cláusulas 5.3 e 7.2: definir responsabilidades e autoridades para segurança da informação e assegurar competências necessárias às funções atribuídas.</w:t>
+              <w:t>Acórdão 1.411/2014-TCU-Plenário, item 9.1.6.5 - O PDTI deve contemplar o quantitativo necessário ou ideal para a força de trabalho em TI.</w:t>
+            </w:r>
+            <w:r>
+              <w:rPr>
+                <w:rFonts w:ascii="Arial" w:hAnsi="Arial" w:cs="Arial"/>
+                <w:sz w:val="18"/>
+                <w:szCs w:val="18"/>
+              </w:rPr>
+              <w:t/>
             </w:r>
           </w:p>
           <w:p>
@@ -3268,15 +3228,15 @@
                 <w:sz w:val="18"/>
                 <w:szCs w:val="18"/>
               </w:rPr>
-              <w:t>COBIT 2019, APO07.02 - Identificar pessoal-chave de TI:</w:t>
-            </w:r>
-            <w:r>
-              <w:rPr>
-                <w:rFonts w:ascii="Arial" w:hAnsi="Arial" w:cs="Arial"/>
-                <w:sz w:val="18"/>
-                <w:szCs w:val="18"/>
-              </w:rPr>
-              <w:t xml:space="preserve"> identificar funções e pessoas críticas para reduzir dependência individual, perda de conhecimento e descontinuidade.</w:t>
+              <w:t>COBIT 2019, APO07.06 - Gerenciar pessoal contratado:</w:t>
+            </w:r>
+            <w:r>
+              <w:rPr>
+                <w:rFonts w:ascii="Arial" w:hAnsi="Arial" w:cs="Arial"/>
+                <w:sz w:val="18"/>
+                <w:szCs w:val="18"/>
+              </w:rPr>
+              <w:t xml:space="preserve"> controlar o uso de pessoal terceirizado ou externo, preservando responsabilização, supervisão e retenção de conhecimento.</w:t>
             </w:r>
           </w:p>
           <w:p>
@@ -3308,175 +3268,15 @@
                 <w:sz w:val="18"/>
                 <w:szCs w:val="18"/>
               </w:rPr>
-              <w:t>COBIT 2019, APO07.03 - Manter habilidades e competências do pessoal:</w:t>
-            </w:r>
-            <w:r>
-              <w:rPr>
-                <w:rFonts w:ascii="Arial" w:hAnsi="Arial" w:cs="Arial"/>
-                <w:sz w:val="18"/>
-                <w:szCs w:val="18"/>
-              </w:rPr>
-              <w:t xml:space="preserve"> identificar, desenvolver e manter competências necessárias à execução das responsabilidades de TIC.</w:t>
-            </w:r>
-          </w:p>
-          <w:p>
-            <w:pPr>
-              <w:jc w:val="both"/>
-              <w:rPr>
-                <w:rFonts w:ascii="Arial" w:eastAsia="Arial" w:hAnsi="Arial" w:cs="Arial"/>
-                <w:b/>
-                <w:bCs/>
-                <w:sz w:val="18"/>
-                <w:szCs w:val="18"/>
-              </w:rPr>
-            </w:pPr>
-          </w:p>
-          <w:p>
-            <w:pPr>
-              <w:jc w:val="both"/>
-              <w:rPr>
-                <w:rFonts w:ascii="Arial" w:hAnsi="Arial" w:cs="Arial"/>
-                <w:sz w:val="18"/>
-                <w:szCs w:val="18"/>
-                <w:vertAlign w:val="superscript"/>
-              </w:rPr>
-            </w:pPr>
-            <w:r>
-              <w:rPr>
-                <w:rFonts w:ascii="Arial" w:hAnsi="Arial" w:cs="Arial"/>
-                <w:b/>
-                <w:sz w:val="18"/>
-                <w:szCs w:val="18"/>
-              </w:rPr>
-              <w:t>ABNT NBR ISO/IEC 27002:</w:t>
-            </w:r>
-            <w:r>
-              <w:rPr>
-                <w:rFonts w:ascii="Arial" w:hAnsi="Arial" w:cs="Arial"/>
-                <w:sz w:val="18"/>
-                <w:szCs w:val="18"/>
-              </w:rPr>
-              <w:t>2022, controles 5.2 e 6.3: definir papéis e responsabilidades de segurança da informação e promover conscientização, educação e treinamento em segurança.</w:t>
-            </w:r>
-          </w:p>
-          <w:p>
-            <w:pPr>
-              <w:jc w:val="both"/>
-              <w:rPr>
-                <w:rFonts w:ascii="Arial" w:eastAsia="Arial" w:hAnsi="Arial" w:cs="Arial"/>
-                <w:b/>
-                <w:bCs/>
-                <w:sz w:val="18"/>
-                <w:szCs w:val="18"/>
-              </w:rPr>
-            </w:pPr>
-          </w:p>
-          <w:p>
-            <w:pPr>
-              <w:jc w:val="both"/>
-              <w:rPr>
-                <w:rFonts w:ascii="Arial" w:hAnsi="Arial" w:cs="Arial"/>
-                <w:sz w:val="18"/>
-                <w:szCs w:val="18"/>
-                <w:vertAlign w:val="superscript"/>
-              </w:rPr>
-            </w:pPr>
-            <w:r>
-              <w:rPr>
-                <w:rFonts w:ascii="Arial" w:hAnsi="Arial" w:cs="Arial"/>
-                <w:b/>
-                <w:sz w:val="18"/>
-                <w:szCs w:val="18"/>
-              </w:rPr>
-              <w:t>COBIT 2019, APO07.06 - Gerenciar pessoal contratado:</w:t>
-            </w:r>
-            <w:r>
-              <w:rPr>
-                <w:rFonts w:ascii="Arial" w:hAnsi="Arial" w:cs="Arial"/>
-                <w:sz w:val="18"/>
-                <w:szCs w:val="18"/>
-              </w:rPr>
-              <w:t xml:space="preserve"> controlar o uso de pessoal terceirizado ou externo, preservando responsabilização, supervisão e retenção de conhecimento.</w:t>
-            </w:r>
-          </w:p>
-          <w:p>
-            <w:pPr>
-              <w:jc w:val="both"/>
-              <w:rPr>
-                <w:rFonts w:ascii="Arial" w:eastAsia="Arial" w:hAnsi="Arial" w:cs="Arial"/>
-                <w:b/>
-                <w:bCs/>
-                <w:sz w:val="18"/>
-                <w:szCs w:val="18"/>
-              </w:rPr>
-            </w:pPr>
-          </w:p>
-          <w:p>
-            <w:pPr>
-              <w:jc w:val="both"/>
-              <w:rPr>
-                <w:rFonts w:ascii="Arial" w:hAnsi="Arial" w:cs="Arial"/>
-                <w:sz w:val="18"/>
-                <w:szCs w:val="18"/>
-                <w:vertAlign w:val="superscript"/>
-              </w:rPr>
-            </w:pPr>
-            <w:r>
-              <w:rPr>
-                <w:rFonts w:ascii="Arial" w:hAnsi="Arial" w:cs="Arial"/>
-                <w:b/>
-                <w:sz w:val="18"/>
-                <w:szCs w:val="18"/>
-              </w:rPr>
-              <w:t>COBIT 2019, APO10.04 - Gerenciar risco de fornecedores:</w:t>
-            </w:r>
-            <w:r>
-              <w:rPr>
-                <w:rFonts w:ascii="Arial" w:hAnsi="Arial" w:cs="Arial"/>
-                <w:sz w:val="18"/>
-                <w:szCs w:val="18"/>
-              </w:rPr>
-              <w:t xml:space="preserve"> identificar e tratar riscos decorrentes de fornecedores, contratos e dependências externas relevantes para TIC.</w:t>
-            </w:r>
-          </w:p>
-          <w:p>
-            <w:pPr>
-              <w:jc w:val="both"/>
-              <w:rPr>
-                <w:rFonts w:ascii="Arial" w:eastAsia="Arial" w:hAnsi="Arial" w:cs="Arial"/>
-                <w:b/>
-                <w:bCs/>
-                <w:sz w:val="18"/>
-                <w:szCs w:val="18"/>
-              </w:rPr>
-            </w:pPr>
-          </w:p>
-          <w:p>
-            <w:pPr>
-              <w:jc w:val="both"/>
-              <w:rPr>
-                <w:rFonts w:ascii="Arial" w:hAnsi="Arial" w:cs="Arial"/>
-                <w:sz w:val="18"/>
-                <w:szCs w:val="18"/>
-                <w:vertAlign w:val="superscript"/>
-              </w:rPr>
-            </w:pPr>
-            <w:r>
-              <w:rPr>
-                <w:rFonts w:ascii="Arial" w:hAnsi="Arial" w:cs="Arial"/>
-                <w:b/>
-                <w:sz w:val="18"/>
-                <w:szCs w:val="18"/>
-              </w:rPr>
-              <w:t>COBIT 2019, DSS01.02 - Gerenciar serviços de TI terceirizados:</w:t>
-            </w:r>
-            <w:r>
-              <w:rPr>
-                <w:rFonts w:ascii="Arial" w:hAnsi="Arial" w:cs="Arial"/>
-                <w:sz w:val="18"/>
-                <w:szCs w:val="18"/>
-              </w:rPr>
-              <w:t xml:space="preserve"> assegurar que serviços terceirizados sejam supervisionados, medidos e integrados aos controles da organização.</w:t>
+              <w:t>Acórdão TCE-RJ nº 44.490/2024-PLEN, itens I.10.11, III.9.11 e IV.11.3 – Referência para avaliação da estrutura de recursos humanos de TIC quanto à suficiência quantitativa e qualitativa e à preservação de capacidade interna em atividades de planejamento, coordenação, fiscalização e controle.</w:t>
+            </w:r>
+            <w:r>
+              <w:rPr>
+                <w:rFonts w:ascii="Arial" w:hAnsi="Arial" w:cs="Arial"/>
+                <w:sz w:val="18"/>
+                <w:szCs w:val="18"/>
+              </w:rPr>
+              <w:t/>
             </w:r>
           </w:p>
         </w:tc>
@@ -3530,15 +3330,15 @@
                 <w:sz w:val="18"/>
                 <w:szCs w:val="18"/>
               </w:rPr>
-              <w:t xml:space="preserve">a) S4.1 - Ausência de força de trabalho mínima dedicada à TIC ou à segurança da informação.: </w:t>
-            </w:r>
-            <w:r>
-              <w:rPr>
-                <w:rFonts w:ascii="Arial" w:hAnsi="Arial" w:cs="Arial"/>
-                <w:sz w:val="18"/>
-                <w:szCs w:val="18"/>
-              </w:rPr>
-              <w:t>valor igual a zero em total_TI e total_SI; resposta distinta da alternativa f) em q0101, observada a composição lógica definida na Matriz de Procedimentos de Auditoria.</w:t>
+              <w:t xml:space="preserve">a) S4.1 - Ausência de força de trabalho dedicada à TIC.: </w:t>
+            </w:r>
+            <w:r>
+              <w:rPr>
+                <w:rFonts w:ascii="Arial" w:hAnsi="Arial" w:cs="Arial"/>
+                <w:sz w:val="18"/>
+                <w:szCs w:val="18"/>
+              </w:rPr>
+              <w:t>uma das alternativas a), b), d), e) em q0101; valor igual a zero em total_TI, observada a composição lógica definida na Matriz de Procedimentos de Auditoria.</w:t>
             </w:r>
           </w:p>
           <w:p>
@@ -3558,15 +3358,15 @@
                 <w:sz w:val="18"/>
                 <w:szCs w:val="18"/>
               </w:rPr>
-              <w:t xml:space="preserve">b) S4.2 - A organização não definiu o quantitativo necessário de pessoal de TIC e segurança da informação.: </w:t>
-            </w:r>
-            <w:r>
-              <w:rPr>
-                <w:rFonts w:ascii="Arial" w:hAnsi="Arial" w:cs="Arial"/>
-                <w:sz w:val="18"/>
-                <w:szCs w:val="18"/>
-              </w:rPr>
-              <w:t>resposta "Não" ou "N/A" em q2703ext[B] e q2703ext[C], observada a composição lógica definida na Matriz de Procedimentos de Auditoria.</w:t>
+              <w:t xml:space="preserve">b) S4.2 - Ausência ou insuficiência de definição documentada do quantitativo necessário de pessoal de TIC e segurança da informação.: </w:t>
+            </w:r>
+            <w:r>
+              <w:rPr>
+                <w:rFonts w:ascii="Arial" w:hAnsi="Arial" w:cs="Arial"/>
+                <w:sz w:val="18"/>
+                <w:szCs w:val="18"/>
+              </w:rPr>
+              <w:t>resposta "Não" ou "N/A" em q2703ext[C]; resposta "Não conforme" em q2703ext[C], observada a composição lógica definida na Matriz de Procedimentos de Auditoria.</w:t>
             </w:r>
           </w:p>
           <w:p>
@@ -3586,15 +3386,15 @@
                 <w:sz w:val="18"/>
                 <w:szCs w:val="18"/>
               </w:rPr>
-              <w:t xml:space="preserve">c) S4.3 - Ausência de cargos, funções, perfis ou ocupações específicas de TIC e segurança da informação.: </w:t>
-            </w:r>
-            <w:r>
-              <w:rPr>
-                <w:rFonts w:ascii="Arial" w:hAnsi="Arial" w:cs="Arial"/>
-                <w:sz w:val="18"/>
-                <w:szCs w:val="18"/>
-              </w:rPr>
-              <w:t>resposta "Não" em q2708[A], q2708[B], q2708[C] e q2708[D], observada a composição lógica definida na Matriz de Procedimentos de Auditoria.</w:t>
+              <w:t xml:space="preserve">c) S4.3 - Ausência de cargos ou funções formalmente atribuídos à TIC ou à segurança da informação.: </w:t>
+            </w:r>
+            <w:r>
+              <w:rPr>
+                <w:rFonts w:ascii="Arial" w:hAnsi="Arial" w:cs="Arial"/>
+                <w:sz w:val="18"/>
+                <w:szCs w:val="18"/>
+              </w:rPr>
+              <w:t>resposta "Não" em q2708[B] e q2708[D]; resposta "Não conforme" em q2708[B] e q2708[D], observada a composição lógica definida na Matriz de Procedimentos de Auditoria.</w:t>
             </w:r>
           </w:p>
           <w:p>
@@ -3614,71 +3414,15 @@
                 <w:sz w:val="18"/>
                 <w:szCs w:val="18"/>
               </w:rPr>
-              <w:t xml:space="preserve">d) S4.4 - Perfis profissionais de TIC e segurança da informação inexistentes, insuficientes ou não utilizados na escolha de gestores.: </w:t>
-            </w:r>
-            <w:r>
-              <w:rPr>
-                <w:rFonts w:ascii="Arial" w:hAnsi="Arial" w:cs="Arial"/>
-                <w:sz w:val="18"/>
-                <w:szCs w:val="18"/>
-              </w:rPr>
-              <w:t>resposta "Não" ou "N/A" em q2701ext[A], q2701ext[C], q2702ext[A], q2702ext[C] e q2704ext[B], observada a composição lógica definida na Matriz de Procedimentos de Auditoria.</w:t>
-            </w:r>
-          </w:p>
-          <w:p>
-            <w:pPr>
-              <w:spacing w:after="60"/>
-              <w:jc w:val="both"/>
-              <w:rPr>
-                <w:rFonts w:ascii="Arial" w:hAnsi="Arial" w:cs="Arial"/>
-                <w:sz w:val="18"/>
-                <w:szCs w:val="18"/>
-              </w:rPr>
-            </w:pPr>
-            <w:r>
-              <w:rPr>
-                <w:rFonts w:ascii="Arial" w:hAnsi="Arial" w:cs="Arial"/>
-                <w:b/>
-                <w:sz w:val="18"/>
-                <w:szCs w:val="18"/>
-              </w:rPr>
-              <w:t xml:space="preserve">e) S4.5 - Lacunas de competências dos colaboradores e gestores de TIC e segurança da informação não são identificadas ou tratadas.: </w:t>
-            </w:r>
-            <w:r>
-              <w:rPr>
-                <w:rFonts w:ascii="Arial" w:hAnsi="Arial" w:cs="Arial"/>
-                <w:sz w:val="18"/>
-                <w:szCs w:val="18"/>
-              </w:rPr>
-              <w:t>resposta "Não" ou "N/A" em q2705ext[B], q2705ext[C], q2705ext[D], q2706ext[A], q2706ext[B] e q2706ext[C], observada a composição lógica definida na Matriz de Procedimentos de Auditoria.</w:t>
-            </w:r>
-          </w:p>
-          <w:p>
-            <w:pPr>
-              <w:spacing w:after="60"/>
-              <w:jc w:val="both"/>
-              <w:rPr>
-                <w:rFonts w:ascii="Arial" w:hAnsi="Arial" w:cs="Arial"/>
-                <w:sz w:val="18"/>
-                <w:szCs w:val="18"/>
-              </w:rPr>
-            </w:pPr>
-            <w:r>
-              <w:rPr>
-                <w:rFonts w:ascii="Arial" w:hAnsi="Arial" w:cs="Arial"/>
-                <w:b/>
-                <w:sz w:val="18"/>
-                <w:szCs w:val="18"/>
-              </w:rPr>
-              <w:t xml:space="preserve">f) S4.6 - Modelo de operação de TIC predominantemente terceirizado ou externo, sem capacidade interna mínima declarada para coordenação, planejamento, aprovação técnica ou fiscalização das atividades críticas de TIC.: </w:t>
-            </w:r>
-            <w:r>
-              <w:rPr>
-                <w:rFonts w:ascii="Arial" w:hAnsi="Arial" w:cs="Arial"/>
-                <w:sz w:val="18"/>
-                <w:szCs w:val="18"/>
-              </w:rPr>
-              <w:t>uma das alternativas b), c) em q0101; valor igual a zero em total_TI_interno; resposta "Não" ou "N/A" em q2703ext[B], q2703ext[C], q2801ext[E] e q2801ext[F]; resposta "Não" em q2804[A] e q2804[C]; resultado verdadeiro em predominio_terceiros, observada a composição lógica definida na Matriz de Procedimentos de Auditoria.</w:t>
+              <w:t xml:space="preserve">d) S4.6 - Operação de TIC predominantemente terceirizada sem profissionais internos de TIC.: </w:t>
+            </w:r>
+            <w:r>
+              <w:rPr>
+                <w:rFonts w:ascii="Arial" w:hAnsi="Arial" w:cs="Arial"/>
+                <w:sz w:val="18"/>
+                <w:szCs w:val="18"/>
+              </w:rPr>
+              <w:t>alternativa b) em q0101; valor igual a zero em total_TI_interno, observada a composição lógica definida na Matriz de Procedimentos de Auditoria.</w:t>
             </w:r>
           </w:p>
         </w:tc>
@@ -3769,15 +3513,15 @@
                 <w:sz w:val="18"/>
                 <w:szCs w:val="18"/>
               </w:rPr>
-              <w:t>Perda de capacidade institucional:</w:t>
-            </w:r>
-            <w:r>
-              <w:rPr>
-                <w:rFonts w:ascii="Arial" w:hAnsi="Arial" w:cs="Arial"/>
-                <w:sz w:val="18"/>
-                <w:szCs w:val="18"/>
-              </w:rPr>
-              <w:t xml:space="preserve"> Dificuldade para atrair, designar, desenvolver e reter profissionais com competências compatíveis com as responsabilidades exercidas.</w:t>
+              <w:t>Baixa clareza de responsabilidades:</w:t>
+            </w:r>
+            <w:r>
+              <w:rPr>
+                <w:rFonts w:ascii="Arial" w:hAnsi="Arial" w:cs="Arial"/>
+                <w:sz w:val="18"/>
+                <w:szCs w:val="18"/>
+              </w:rPr>
+              <w:t xml:space="preserve"> Ausência de cargos ou funções formalmente atribuídos à TIC ou à segurança da informação.</w:t>
             </w:r>
           </w:p>
           <w:p>
@@ -3891,7 +3635,7 @@
                 <w:sz w:val="18"/>
                 <w:szCs w:val="18"/>
               </w:rPr>
-              <w:t xml:space="preserve"> para que avalie a força de trabalho dedicada à TIC e à segurança da informação e adote medidas proporcionais para assegurar capacidade mínima de planejamento, gestão, proteção, contratação, fiscalização e sustentação dos serviços e ativos de TIC [S4.1].</w:t>
+              <w:t xml:space="preserve"> para que avalie a força de trabalho dedicada à TIC e adote medidas proporcionais para assegurar capacidade mínima de planejamento, gestão, proteção, contratação, fiscalização e sustentação dos serviços e ativos de TIC [S4.1].</w:t>
             </w:r>
           </w:p>
           <w:p>
@@ -3975,7 +3719,7 @@
                 <w:sz w:val="18"/>
                 <w:szCs w:val="18"/>
               </w:rPr>
-              <w:t xml:space="preserve"> para que avalie a necessidade de instituir cargos, funções, gratificações, perfis ou ocupações específicas de TIC e segurança da informação e adote a solução compatível com as necessidades institucionais e a capacidade administrativa da organização [S4.3].</w:t>
+              <w:t xml:space="preserve"> para que avalie a necessidade de formalizar a atribuição de cargos ou funções à TIC e à segurança da informação e adote solução compatível com as necessidades institucionais e a capacidade administrativa da organização [S4.3].</w:t>
             </w:r>
           </w:p>
           <w:p>
@@ -4017,91 +3761,7 @@
                 <w:sz w:val="18"/>
                 <w:szCs w:val="18"/>
               </w:rPr>
-              <w:t xml:space="preserve"> para que defina perfis profissionais mínimos para gestores e colaboradores de TIC e segurança da informação, atentando-se, minimamente, em estabelecer conhecimentos, habilidades, experiência e responsabilidades requeridos e utilizar esses perfis na seleção e designação dos responsáveis [S4.4].</w:t>
-            </w:r>
-          </w:p>
-          <w:p>
-            <w:pPr>
-              <w:jc w:val="both"/>
-              <w:rPr>
-                <w:rFonts w:ascii="Arial" w:hAnsi="Arial" w:cs="Arial"/>
-                <w:b/>
-                <w:bCs/>
-                <w:sz w:val="18"/>
-                <w:szCs w:val="18"/>
-                <w:u w:val="single"/>
-              </w:rPr>
-            </w:pPr>
-          </w:p>
-          <w:p>
-            <w:pPr>
-              <w:jc w:val="both"/>
-              <w:rPr>
-                <w:rFonts w:ascii="Arial" w:hAnsi="Arial" w:cs="Arial"/>
-                <w:sz w:val="18"/>
-                <w:szCs w:val="18"/>
-              </w:rPr>
-            </w:pPr>
-            <w:r>
-              <w:rPr>
-                <w:rFonts w:ascii="Arial" w:hAnsi="Arial" w:cs="Arial"/>
-                <w:b/>
-                <w:bCs/>
-                <w:sz w:val="18"/>
-                <w:szCs w:val="18"/>
-                <w:u w:val="single"/>
-              </w:rPr>
-              <w:t>Comunicação com Recomendação</w:t>
-            </w:r>
-            <w:r>
-              <w:rPr>
-                <w:rFonts w:ascii="Arial" w:hAnsi="Arial" w:cs="Arial"/>
-                <w:sz w:val="18"/>
-                <w:szCs w:val="18"/>
-              </w:rPr>
-              <w:t xml:space="preserve"> para que realize diagnóstico periódico das lacunas de competências dos gestores e colaboradores de TIC e segurança da informação e estabeleça plano de tratamento, contemplando, conforme a necessidade, capacitação, realocação, provimento, apoio especializado, compartilhamento de estrutura ou contratação com transferência de conhecimento [S4.5].</w:t>
-            </w:r>
-          </w:p>
-          <w:p>
-            <w:pPr>
-              <w:jc w:val="both"/>
-              <w:rPr>
-                <w:rFonts w:ascii="Arial" w:hAnsi="Arial" w:cs="Arial"/>
-                <w:b/>
-                <w:bCs/>
-                <w:sz w:val="18"/>
-                <w:szCs w:val="18"/>
-                <w:u w:val="single"/>
-              </w:rPr>
-            </w:pPr>
-          </w:p>
-          <w:p>
-            <w:pPr>
-              <w:jc w:val="both"/>
-              <w:rPr>
-                <w:rFonts w:ascii="Arial" w:hAnsi="Arial" w:cs="Arial"/>
-                <w:sz w:val="18"/>
-                <w:szCs w:val="18"/>
-              </w:rPr>
-            </w:pPr>
-            <w:r>
-              <w:rPr>
-                <w:rFonts w:ascii="Arial" w:hAnsi="Arial" w:cs="Arial"/>
-                <w:b/>
-                <w:bCs/>
-                <w:sz w:val="18"/>
-                <w:szCs w:val="18"/>
-                <w:u w:val="single"/>
-              </w:rPr>
-              <w:t>Comunicação com Recomendação</w:t>
-            </w:r>
-            <w:r>
-              <w:rPr>
-                <w:rFonts w:ascii="Arial" w:hAnsi="Arial" w:cs="Arial"/>
-                <w:sz w:val="18"/>
-                <w:szCs w:val="18"/>
-              </w:rPr>
-              <w:t xml:space="preserve"> para que avalie o modelo de operação de TIC e adote medidas para assegurar capacidade interna mínima de coordenação, planejamento, aprovação técnica, fiscalização contratual, tomada de decisão e retenção de conhecimento, especialmente quando a execução das atividades de TIC depender predominantemente de terceiros ou de estrutura externa [S4.6].</w:t>
+              <w:t xml:space="preserve"> para que avalie o modelo de operação de TIC e adote medidas proporcionais para assegurar capacidade interna suficiente para coordenar, supervisionar e fiscalizar as atividades e os contratos de TIC executados predominantemente por terceiros, preservando responsabilização e retenção de conhecimento [S4.6].</w:t>
             </w:r>
           </w:p>
         </w:tc>
@@ -4386,7 +4046,7 @@
                 <w:sz w:val="18"/>
                 <w:szCs w:val="18"/>
               </w:rPr>
-              <w:t>Gestão de serviços de TIC incipiente, sem controle mínimo sobre serviços, ativos e incidentes</w:t>
+              <w:t>Gestão de serviços de TIC insuficiente para assegurar controle sobre serviços, ativos e incidentes</w:t>
             </w:r>
           </w:p>
         </w:tc>
@@ -4411,15 +4071,15 @@
                 <w:sz w:val="18"/>
                 <w:szCs w:val="18"/>
               </w:rPr>
-              <w:t>ITIL 4, prática de gerenciamento do catálogo de serviços:</w:t>
-            </w:r>
-            <w:r>
-              <w:rPr>
-                <w:rFonts w:ascii="Arial" w:hAnsi="Arial" w:cs="Arial"/>
-                <w:sz w:val="18"/>
-                <w:szCs w:val="18"/>
-              </w:rPr>
-              <w:t xml:space="preserve"> manter fonte única de informações consistentes sobre serviços e ofertas de serviço, disponível para usuários e equipes de suporte.</w:t>
+              <w:t>COBIT 2019, APO09.02 - Catalogar serviços facilitados por TI:</w:t>
+            </w:r>
+            <w:r>
+              <w:rPr>
+                <w:rFonts w:ascii="Arial" w:hAnsi="Arial" w:cs="Arial"/>
+                <w:sz w:val="18"/>
+                <w:szCs w:val="18"/>
+              </w:rPr>
+              <w:t xml:space="preserve"> definir, manter e comunicar catálogo de serviços, incluindo serviços prestados, características, requisitos e níveis de serviço esperados.</w:t>
             </w:r>
           </w:p>
           <w:p>
@@ -4451,15 +4111,15 @@
                 <w:sz w:val="18"/>
                 <w:szCs w:val="18"/>
               </w:rPr>
-              <w:t>COBIT 2019, APO09.02 - Catalogar serviços facilitados por TI:</w:t>
-            </w:r>
-            <w:r>
-              <w:rPr>
-                <w:rFonts w:ascii="Arial" w:hAnsi="Arial" w:cs="Arial"/>
-                <w:sz w:val="18"/>
-                <w:szCs w:val="18"/>
-              </w:rPr>
-              <w:t xml:space="preserve"> definir, manter e comunicar catálogo de serviços, incluindo serviços prestados, características, requisitos e níveis de serviço esperados.</w:t>
+              <w:t>Acórdão TCE-RJ nº 44.490/2024-PLEN, itens II.7.4, III.9.4 e V.6.1 – Recomendações quanto à estruturação do catálogo de serviços de TIC, incluindo descrição dos serviços, metas, formas de acesso e disponibilidade aos usuários.</w:t>
+            </w:r>
+            <w:r>
+              <w:rPr>
+                <w:rFonts w:ascii="Arial" w:hAnsi="Arial" w:cs="Arial"/>
+                <w:sz w:val="18"/>
+                <w:szCs w:val="18"/>
+              </w:rPr>
+              <w:t/>
             </w:r>
           </w:p>
           <w:p>
@@ -4491,6 +4151,46 @@
                 <w:sz w:val="18"/>
                 <w:szCs w:val="18"/>
               </w:rPr>
+              <w:t>ABNT NBR ISO/IEC 20000-2:</w:t>
+            </w:r>
+            <w:r>
+              <w:rPr>
+                <w:rFonts w:ascii="Arial" w:hAnsi="Arial" w:cs="Arial"/>
+                <w:sz w:val="18"/>
+                <w:szCs w:val="18"/>
+              </w:rPr>
+              <w:t>2021, item 8.2.4 – Gerenciamento de catálogo de serviço: orienta que o catálogo descreva os serviços e seus resultados pretendidos, contenha informações relevantes para sua utilização e seja disponibilizado às partes interessadas que necessitem acessá-lo.</w:t>
+            </w:r>
+          </w:p>
+          <w:p>
+            <w:pPr>
+              <w:jc w:val="both"/>
+              <w:rPr>
+                <w:rFonts w:ascii="Arial" w:eastAsia="Arial" w:hAnsi="Arial" w:cs="Arial"/>
+                <w:b/>
+                <w:bCs/>
+                <w:sz w:val="18"/>
+                <w:szCs w:val="18"/>
+              </w:rPr>
+            </w:pPr>
+          </w:p>
+          <w:p>
+            <w:pPr>
+              <w:jc w:val="both"/>
+              <w:rPr>
+                <w:rFonts w:ascii="Arial" w:hAnsi="Arial" w:cs="Arial"/>
+                <w:sz w:val="18"/>
+                <w:szCs w:val="18"/>
+                <w:vertAlign w:val="superscript"/>
+              </w:rPr>
+            </w:pPr>
+            <w:r>
+              <w:rPr>
+                <w:rFonts w:ascii="Arial" w:hAnsi="Arial" w:cs="Arial"/>
+                <w:b/>
+                <w:sz w:val="18"/>
+                <w:szCs w:val="18"/>
+              </w:rPr>
               <w:t>ITIL 4, prática de gerenciamento de nível de serviço:</w:t>
             </w:r>
             <w:r>
@@ -4531,6 +4231,46 @@
                 <w:sz w:val="18"/>
                 <w:szCs w:val="18"/>
               </w:rPr>
+              <w:t>Acórdão TCE-RJ nº 44.490/2024-PLEN, itens II.7.7, III.9.7 e V.6.4 – Recomendações quanto à definição, pactuação e monitoramento de níveis de serviço.</w:t>
+            </w:r>
+            <w:r>
+              <w:rPr>
+                <w:rFonts w:ascii="Arial" w:hAnsi="Arial" w:cs="Arial"/>
+                <w:sz w:val="18"/>
+                <w:szCs w:val="18"/>
+              </w:rPr>
+              <w:t/>
+            </w:r>
+          </w:p>
+          <w:p>
+            <w:pPr>
+              <w:jc w:val="both"/>
+              <w:rPr>
+                <w:rFonts w:ascii="Arial" w:eastAsia="Arial" w:hAnsi="Arial" w:cs="Arial"/>
+                <w:b/>
+                <w:bCs/>
+                <w:sz w:val="18"/>
+                <w:szCs w:val="18"/>
+              </w:rPr>
+            </w:pPr>
+          </w:p>
+          <w:p>
+            <w:pPr>
+              <w:jc w:val="both"/>
+              <w:rPr>
+                <w:rFonts w:ascii="Arial" w:hAnsi="Arial" w:cs="Arial"/>
+                <w:sz w:val="18"/>
+                <w:szCs w:val="18"/>
+                <w:vertAlign w:val="superscript"/>
+              </w:rPr>
+            </w:pPr>
+            <w:r>
+              <w:rPr>
+                <w:rFonts w:ascii="Arial" w:hAnsi="Arial" w:cs="Arial"/>
+                <w:b/>
+                <w:sz w:val="18"/>
+                <w:szCs w:val="18"/>
+              </w:rPr>
               <w:t>ITIL 4, prática de gerenciamento de ativos de TI:</w:t>
             </w:r>
             <w:r>
@@ -4571,15 +4311,15 @@
                 <w:sz w:val="18"/>
                 <w:szCs w:val="18"/>
               </w:rPr>
-              <w:t>ITIL 4, prática de gerenciamento de configuração de serviço:</w:t>
-            </w:r>
-            <w:r>
-              <w:rPr>
-                <w:rFonts w:ascii="Arial" w:hAnsi="Arial" w:cs="Arial"/>
-                <w:sz w:val="18"/>
-                <w:szCs w:val="18"/>
-              </w:rPr>
-              <w:t xml:space="preserve"> assegurar informações precisas e confiáveis sobre itens de configuração e seus relacionamentos com serviços, sistemas e infraestrutura.</w:t>
+              <w:t>Acórdão TCE-RJ nº 44.490/2024-PLEN, itens II.7.5, III.9.5 e V.6.2 – Recomendações quanto à gestão de configuração e ativos de TIC, incluindo formalização do processo e manutenção de base consolidada de ativos e itens de configuração.</w:t>
+            </w:r>
+            <w:r>
+              <w:rPr>
+                <w:rFonts w:ascii="Arial" w:hAnsi="Arial" w:cs="Arial"/>
+                <w:sz w:val="18"/>
+                <w:szCs w:val="18"/>
+              </w:rPr>
+              <w:t/>
             </w:r>
           </w:p>
           <w:p>
@@ -4651,15 +4391,15 @@
                 <w:sz w:val="18"/>
                 <w:szCs w:val="18"/>
               </w:rPr>
-              <w:t>ITIL 4, prática de gerenciamento de incidentes:</w:t>
-            </w:r>
-            <w:r>
-              <w:rPr>
-                <w:rFonts w:ascii="Arial" w:hAnsi="Arial" w:cs="Arial"/>
-                <w:sz w:val="18"/>
-                <w:szCs w:val="18"/>
-              </w:rPr>
-              <w:t xml:space="preserve"> minimizar o impacto negativo dos incidentes por meio da restauração tempestiva da operação normal dos serviços e do registro rastreável do tratamento realizado.</w:t>
+              <w:t>ABNT NBR ISO/IEC 20000-2:</w:t>
+            </w:r>
+            <w:r>
+              <w:rPr>
+                <w:rFonts w:ascii="Arial" w:hAnsi="Arial" w:cs="Arial"/>
+                <w:sz w:val="18"/>
+                <w:szCs w:val="18"/>
+              </w:rPr>
+              <w:t>2021, item 8.2.6 – Gerenciamento de configuração: orienta a identificação, o registro, o controle, o rastreamento e a verificação dos itens de configuração, bem como a manutenção de informações de configuração precisas relacionadas aos serviços.</w:t>
             </w:r>
           </w:p>
           <w:p>
@@ -4700,6 +4440,86 @@
                 <w:szCs w:val="18"/>
               </w:rPr>
               <w:t xml:space="preserve"> registrar, classificar, priorizar, investigar, diagnosticar, resolver, acompanhar e reportar incidentes e requisições de serviço.</w:t>
+            </w:r>
+          </w:p>
+          <w:p>
+            <w:pPr>
+              <w:jc w:val="both"/>
+              <w:rPr>
+                <w:rFonts w:ascii="Arial" w:eastAsia="Arial" w:hAnsi="Arial" w:cs="Arial"/>
+                <w:b/>
+                <w:bCs/>
+                <w:sz w:val="18"/>
+                <w:szCs w:val="18"/>
+              </w:rPr>
+            </w:pPr>
+          </w:p>
+          <w:p>
+            <w:pPr>
+              <w:jc w:val="both"/>
+              <w:rPr>
+                <w:rFonts w:ascii="Arial" w:hAnsi="Arial" w:cs="Arial"/>
+                <w:sz w:val="18"/>
+                <w:szCs w:val="18"/>
+                <w:vertAlign w:val="superscript"/>
+              </w:rPr>
+            </w:pPr>
+            <w:r>
+              <w:rPr>
+                <w:rFonts w:ascii="Arial" w:hAnsi="Arial" w:cs="Arial"/>
+                <w:b/>
+                <w:sz w:val="18"/>
+                <w:szCs w:val="18"/>
+              </w:rPr>
+              <w:t>Acórdão TCE-RJ nº 44.490/2024-PLEN, itens II.7.6, III.9.6 e V.6.3 – Recomendações quanto à formalização e execução do processo de gestão de incidentes, incluindo registros, classificação, escalamento e tratamento.</w:t>
+            </w:r>
+            <w:r>
+              <w:rPr>
+                <w:rFonts w:ascii="Arial" w:hAnsi="Arial" w:cs="Arial"/>
+                <w:sz w:val="18"/>
+                <w:szCs w:val="18"/>
+              </w:rPr>
+              <w:t/>
+            </w:r>
+          </w:p>
+          <w:p>
+            <w:pPr>
+              <w:jc w:val="both"/>
+              <w:rPr>
+                <w:rFonts w:ascii="Arial" w:eastAsia="Arial" w:hAnsi="Arial" w:cs="Arial"/>
+                <w:b/>
+                <w:bCs/>
+                <w:sz w:val="18"/>
+                <w:szCs w:val="18"/>
+              </w:rPr>
+            </w:pPr>
+          </w:p>
+          <w:p>
+            <w:pPr>
+              <w:jc w:val="both"/>
+              <w:rPr>
+                <w:rFonts w:ascii="Arial" w:hAnsi="Arial" w:cs="Arial"/>
+                <w:sz w:val="18"/>
+                <w:szCs w:val="18"/>
+                <w:vertAlign w:val="superscript"/>
+              </w:rPr>
+            </w:pPr>
+            <w:r>
+              <w:rPr>
+                <w:rFonts w:ascii="Arial" w:hAnsi="Arial" w:cs="Arial"/>
+                <w:b/>
+                <w:sz w:val="18"/>
+                <w:szCs w:val="18"/>
+              </w:rPr>
+              <w:t>ABNT NBR ISO/IEC 20000-2:</w:t>
+            </w:r>
+            <w:r>
+              <w:rPr>
+                <w:rFonts w:ascii="Arial" w:hAnsi="Arial" w:cs="Arial"/>
+                <w:sz w:val="18"/>
+                <w:szCs w:val="18"/>
+              </w:rPr>
+              <w:t>2021, item 8.6.1 – Gerenciamento de incidente: orienta que os incidentes sejam registrados, classificados e priorizados, que as ações adotadas para sua resolução sejam registradas e rastreáveis e que sejam definidas responsabilidades para seu tratamento, incluindo procedimento documentado para incidentes graves.</w:t>
             </w:r>
           </w:p>
         </w:tc>
@@ -4761,7 +4581,7 @@
                 <w:sz w:val="18"/>
                 <w:szCs w:val="18"/>
               </w:rPr>
-              <w:t>resposta "Não" ou "N/A" em q2201ext[A], q2201ext[B] e q2201ext[C], observada a composição lógica definida na Matriz de Procedimentos de Auditoria.</w:t>
+              <w:t>resposta "Não" ou "N/A" em q2201ext[B] e q2201ext[C]; resposta "Não conforme" em q2201ext[B] e q2201ext[C], observada a composição lógica definida na Matriz de Procedimentos de Auditoria.</w:t>
             </w:r>
           </w:p>
           <w:p>
@@ -4781,15 +4601,15 @@
                 <w:sz w:val="18"/>
                 <w:szCs w:val="18"/>
               </w:rPr>
-              <w:t xml:space="preserve">b) S5.2 - Inexistência de ANS, metas mínimas de níveis de serviço para os principais serviços de TIC.: </w:t>
-            </w:r>
-            <w:r>
-              <w:rPr>
-                <w:rFonts w:ascii="Arial" w:hAnsi="Arial" w:cs="Arial"/>
-                <w:sz w:val="18"/>
-                <w:szCs w:val="18"/>
-              </w:rPr>
-              <w:t>resposta "Não" ou "N/A" em q2201ext[D] e q2201ext[E], observada a composição lógica definida na Matriz de Procedimentos de Auditoria.</w:t>
+              <w:t xml:space="preserve">b) S5.2 - Ausência ou fragilidade na definição e no monitoramento de níveis mínimos de serviço de TIC.: </w:t>
+            </w:r>
+            <w:r>
+              <w:rPr>
+                <w:rFonts w:ascii="Arial" w:hAnsi="Arial" w:cs="Arial"/>
+                <w:sz w:val="18"/>
+                <w:szCs w:val="18"/>
+              </w:rPr>
+              <w:t>resposta "Não" ou "N/A" em q2201ext[A], q2201ext[D] e q2201ext[E]; resposta "Não conforme" em q2201ext[A], q2201ext[D] e q2201ext[E], observada a composição lógica definida na Matriz de Procedimentos de Auditoria.</w:t>
             </w:r>
           </w:p>
           <w:p>
@@ -4809,15 +4629,15 @@
                 <w:sz w:val="18"/>
                 <w:szCs w:val="18"/>
               </w:rPr>
-              <w:t xml:space="preserve">c) S5.3 - Inexistência ou fragilidade do inventário de ativos de TIC.: </w:t>
-            </w:r>
-            <w:r>
-              <w:rPr>
-                <w:rFonts w:ascii="Arial" w:hAnsi="Arial" w:cs="Arial"/>
-                <w:sz w:val="18"/>
-                <w:szCs w:val="18"/>
-              </w:rPr>
-              <w:t>resposta "Não" ou "N/A" em q2203ext[A], q2501ext[A], q2501ext[B], q2504ext[A] e q2504ext[B], observada a composição lógica definida na Matriz de Procedimentos de Auditoria.</w:t>
+              <w:t xml:space="preserve">c) S5.3 - Inventário e controle de dispositivos e softwares de TIC inexistente ou insuficiente.: </w:t>
+            </w:r>
+            <w:r>
+              <w:rPr>
+                <w:rFonts w:ascii="Arial" w:hAnsi="Arial" w:cs="Arial"/>
+                <w:sz w:val="18"/>
+                <w:szCs w:val="18"/>
+              </w:rPr>
+              <w:t>resposta "Não" ou "N/A" em q2504ext[A] e q2504ext[B]; resposta "Não conforme" em q2504ext[A] e q2504ext[B], observada a composição lógica definida na Matriz de Procedimentos de Auditoria.</w:t>
             </w:r>
           </w:p>
           <w:p>
@@ -4845,7 +4665,7 @@
                 <w:sz w:val="18"/>
                 <w:szCs w:val="18"/>
               </w:rPr>
-              <w:t>resposta "Não" ou "N/A" em q2203ext[A], q2203ext[B] e q2203ext[C], observada a composição lógica definida na Matriz de Procedimentos de Auditoria.</w:t>
+              <w:t>resposta "Não" ou "N/A" em q2203ext[A] e q2203ext[C]; resposta "Não conforme" em q2203ext[A] e q2203ext[C], observada a composição lógica definida na Matriz de Procedimentos de Auditoria.</w:t>
             </w:r>
           </w:p>
           <w:p>
@@ -4873,7 +4693,7 @@
                 <w:sz w:val="18"/>
                 <w:szCs w:val="18"/>
               </w:rPr>
-              <w:t>resposta "Não" ou "N/A" em q2204ext[A], q2204ext[B], q2204ext[C], q2204ext[D], q2204ext[E] e q2204ext[F], observada a composição lógica definida na Matriz de Procedimentos de Auditoria.</w:t>
+              <w:t>resposta "Não" ou "N/A" em q2204ext[A], q2204ext[D] e q2204ext[E]; resposta "Não conforme" em q2204ext[A], q2204ext[D] e q2204ext[E], observada a composição lógica definida na Matriz de Procedimentos de Auditoria.</w:t>
             </w:r>
           </w:p>
         </w:tc>
@@ -5128,7 +4948,7 @@
                 <w:sz w:val="18"/>
                 <w:szCs w:val="18"/>
               </w:rPr>
-              <w:t xml:space="preserve"> para que defina, pactue e monitore níveis mínimos de serviço ou metas de atendimento para os serviços de TIC mais relevantes, estabelecendo indicadores, responsáveis, periodicidade de medição e forma de comunicação dos resultados [S5.2].</w:t>
+              <w:t xml:space="preserve"> para que defina, acorde e monitore níveis de serviço para os serviços de TIC relevantes, estabelecendo metas e mecanismos de acompanhamento de seu cumprimento [S5.2].</w:t>
             </w:r>
           </w:p>
           <w:p>
@@ -5170,7 +4990,7 @@
                 <w:sz w:val="18"/>
                 <w:szCs w:val="18"/>
               </w:rPr>
-              <w:t xml:space="preserve"> para que estabeleça e mantenha atualizado inventário de ativos de TIC, atentando-se, minimamente, em registrar equipamentos, servidores, sistemas, softwares, licenças, serviços em nuvem, componentes de infraestrutura, responsáveis e informações necessárias ao controle do ciclo de vida dos ativos [S5.3].</w:t>
+              <w:t xml:space="preserve"> para que estabeleça e mantenha inventário atualizado dos ativos tecnológicos sob gestão da organização, contemplando, minimamente, os dispositivos e softwares utilizados, com informações suficientes para sua identificação e controle [S5.3].</w:t>
             </w:r>
           </w:p>
           <w:p>
@@ -5212,7 +5032,7 @@
                 <w:sz w:val="18"/>
                 <w:szCs w:val="18"/>
               </w:rPr>
-              <w:t xml:space="preserve"> para que formalize e execute processo de gestão de configuração, atentando-se, minimamente, em manter base, ferramenta ou registro equivalente com os itens de configuração relevantes, seus responsáveis e os relacionamentos entre ativos, sistemas, infraestrutura e serviços, com atualização periódica e uso das informações no planejamento e acompanhamento de mudanças [S5.4].</w:t>
+              <w:t xml:space="preserve"> para que formalize e execute processo de gestão de configuração, atentando-se, minimamente, em manter base, ferramenta ou registro equivalente com os itens de configuração relevantes, seus responsáveis e os relacionamentos entre ativos [S5.4].</w:t>
             </w:r>
           </w:p>
           <w:p>
@@ -5254,7 +5074,7 @@
                 <w:sz w:val="18"/>
                 <w:szCs w:val="18"/>
               </w:rPr>
-              <w:t xml:space="preserve"> para que formalize e execute processo de gestão de incidentes de TIC, atentando-se, minimamente, em definir papéis, responsabilidades, critérios de priorização e escalamento, tratamento de incidentes de serviços e de segurança da informação, registro sistemático e rastreável das ocorrências e análise posterior dos incidentes relevantes ou recorrentes [S5.5].</w:t>
+              <w:t xml:space="preserve"> para que formalize e execute processo de gestão de incidentes de TIC, atentando-se, minimamente, em definir papéis, critérios de priorização e escalamento, tratamento de incidentes de serviços e de segurança da informação e registro sistemático e rastreável das ocorrências [S5.5].</w:t>
             </w:r>
           </w:p>
         </w:tc>
@@ -5564,7 +5384,7 @@
                 <w:sz w:val="18"/>
                 <w:szCs w:val="18"/>
               </w:rPr>
-              <w:t>Art. 11, parágrafo único, da Lei 14.133/2021:</w:t>
+              <w:t>Lei nº 14.133/2021, art. 11, parágrafo único:</w:t>
             </w:r>
             <w:r>
               <w:rPr>
@@ -5604,7 +5424,7 @@
                 <w:sz w:val="18"/>
                 <w:szCs w:val="18"/>
               </w:rPr>
-              <w:t>Art. 19, inciso IV, da Lei 14.133/2021:</w:t>
+              <w:t>Lei nº 14.133/2021, art. 19, inciso IV:</w:t>
             </w:r>
             <w:r>
               <w:rPr>
@@ -5644,15 +5464,15 @@
                 <w:sz w:val="18"/>
                 <w:szCs w:val="18"/>
               </w:rPr>
-              <w:t>COBIT 2019, APO01.09 - Definir e comunicar políticas e procedimentos:</w:t>
-            </w:r>
-            <w:r>
-              <w:rPr>
-                <w:rFonts w:ascii="Arial" w:hAnsi="Arial" w:cs="Arial"/>
-                <w:sz w:val="18"/>
-                <w:szCs w:val="18"/>
-              </w:rPr>
-              <w:t xml:space="preserve"> manter políticas, procedimentos e orientações para direcionar processos de gestão de TIC.</w:t>
+              <w:t>Acórdão nº 2.342/2016-TCU-Plenário, item 9.1.7 – Precedente quanto à definição, aprovação e formalização de processo de trabalho para o planejamento de cada contratação, com controles internos mínimos.</w:t>
+            </w:r>
+            <w:r>
+              <w:rPr>
+                <w:rFonts w:ascii="Arial" w:hAnsi="Arial" w:cs="Arial"/>
+                <w:sz w:val="18"/>
+                <w:szCs w:val="18"/>
+              </w:rPr>
+              <w:t/>
             </w:r>
           </w:p>
           <w:p>
@@ -5724,15 +5544,15 @@
                 <w:sz w:val="18"/>
                 <w:szCs w:val="18"/>
               </w:rPr>
-              <w:t>COBIT 2019, APO01.05 - Estabelecer papéis e responsabilidades:</w:t>
-            </w:r>
-            <w:r>
-              <w:rPr>
-                <w:rFonts w:ascii="Arial" w:hAnsi="Arial" w:cs="Arial"/>
-                <w:sz w:val="18"/>
-                <w:szCs w:val="18"/>
-              </w:rPr>
-              <w:t xml:space="preserve"> definir e comunicar papéis e responsabilidades relacionados à informação e à tecnologia.</w:t>
+              <w:t>Instrução Normativa SGD/ME nº 94/2022, arts. 2º, IV, 9º, 10, 11 e 12, §6º – referência de boa prática para estruturação da fase de planejamento das contratações de TIC, instituição da Equipe de Planejamento da Contratação e participação do integrante técnico da área de TIC, observada sua aplicação direta aos integrantes do SISP e as hipóteses de simplificação de procedimentos previstas na norma.</w:t>
+            </w:r>
+            <w:r>
+              <w:rPr>
+                <w:rFonts w:ascii="Arial" w:hAnsi="Arial" w:cs="Arial"/>
+                <w:sz w:val="18"/>
+                <w:szCs w:val="18"/>
+              </w:rPr>
+              <w:t/>
             </w:r>
           </w:p>
           <w:p>
@@ -5764,15 +5584,15 @@
                 <w:sz w:val="18"/>
                 <w:szCs w:val="18"/>
               </w:rPr>
-              <w:t>Art. 18, caput e §1º, incisos I, IV, V, VIII, IX, X e XIII, da Lei 14.133/2021:</w:t>
-            </w:r>
-            <w:r>
-              <w:rPr>
-                <w:rFonts w:ascii="Arial" w:hAnsi="Arial" w:cs="Arial"/>
-                <w:sz w:val="18"/>
-                <w:szCs w:val="18"/>
-              </w:rPr>
-              <w:t xml:space="preserve"> fase preparatória caracterizada pelo planejamento, compatibilização com o plano de contratações anual e elementos mínimos do estudo técnico preliminar.</w:t>
+              <w:t>Lei nº 14.133/2021, arts. 12, VII e §1º, e 18, caput e §1º, II – a fase preparatória deve compatibilizar-se com o Plano de Contratações Anual, quando elaborado, e deve ser demonstrado o alinhamento da contratação com o planejamento da Administração.</w:t>
+            </w:r>
+            <w:r>
+              <w:rPr>
+                <w:rFonts w:ascii="Arial" w:hAnsi="Arial" w:cs="Arial"/>
+                <w:sz w:val="18"/>
+                <w:szCs w:val="18"/>
+              </w:rPr>
+              <w:t/>
             </w:r>
           </w:p>
           <w:p>
@@ -5804,7 +5624,47 @@
                 <w:sz w:val="18"/>
                 <w:szCs w:val="18"/>
               </w:rPr>
-              <w:t>Art. 7º, caput, incisos I a III e §1º, da Lei 14.133/2021:</w:t>
+              <w:t>Acórdão TCE-RJ nº 44.490/2024-PLEN, itens III.7 e IV.9 – Determinações para estruturação do processo de planejamento anual das contratações, contemplando consolidação das demandas, participação das áreas, aprovação e publicidade do plano.</w:t>
+            </w:r>
+            <w:r>
+              <w:rPr>
+                <w:rFonts w:ascii="Arial" w:hAnsi="Arial" w:cs="Arial"/>
+                <w:sz w:val="18"/>
+                <w:szCs w:val="18"/>
+              </w:rPr>
+              <w:t/>
+            </w:r>
+          </w:p>
+          <w:p>
+            <w:pPr>
+              <w:jc w:val="both"/>
+              <w:rPr>
+                <w:rFonts w:ascii="Arial" w:eastAsia="Arial" w:hAnsi="Arial" w:cs="Arial"/>
+                <w:b/>
+                <w:bCs/>
+                <w:sz w:val="18"/>
+                <w:szCs w:val="18"/>
+              </w:rPr>
+            </w:pPr>
+          </w:p>
+          <w:p>
+            <w:pPr>
+              <w:jc w:val="both"/>
+              <w:rPr>
+                <w:rFonts w:ascii="Arial" w:hAnsi="Arial" w:cs="Arial"/>
+                <w:sz w:val="18"/>
+                <w:szCs w:val="18"/>
+                <w:vertAlign w:val="superscript"/>
+              </w:rPr>
+            </w:pPr>
+            <w:r>
+              <w:rPr>
+                <w:rFonts w:ascii="Arial" w:hAnsi="Arial" w:cs="Arial"/>
+                <w:b/>
+                <w:sz w:val="18"/>
+                <w:szCs w:val="18"/>
+              </w:rPr>
+              <w:t>Lei nº 14.133/2021, art. 7º, caput, incisos I a III e §1º:</w:t>
             </w:r>
             <w:r>
               <w:rPr>
@@ -5813,6 +5673,186 @@
                 <w:szCs w:val="18"/>
               </w:rPr>
               <w:t xml:space="preserve"> designação de agentes públicos para funções essenciais, observados atribuições, formação, segregação de funções e inexistência de vínculos que comprometam a atuação.</w:t>
+            </w:r>
+          </w:p>
+          <w:p>
+            <w:pPr>
+              <w:jc w:val="both"/>
+              <w:rPr>
+                <w:rFonts w:ascii="Arial" w:eastAsia="Arial" w:hAnsi="Arial" w:cs="Arial"/>
+                <w:b/>
+                <w:bCs/>
+                <w:sz w:val="18"/>
+                <w:szCs w:val="18"/>
+              </w:rPr>
+            </w:pPr>
+          </w:p>
+          <w:p>
+            <w:pPr>
+              <w:jc w:val="both"/>
+              <w:rPr>
+                <w:rFonts w:ascii="Arial" w:hAnsi="Arial" w:cs="Arial"/>
+                <w:sz w:val="18"/>
+                <w:szCs w:val="18"/>
+                <w:vertAlign w:val="superscript"/>
+              </w:rPr>
+            </w:pPr>
+            <w:r>
+              <w:rPr>
+                <w:rFonts w:ascii="Arial" w:hAnsi="Arial" w:cs="Arial"/>
+                <w:b/>
+                <w:sz w:val="18"/>
+                <w:szCs w:val="18"/>
+              </w:rPr>
+              <w:t>Poder Executivo Estadual</w:t>
+            </w:r>
+          </w:p>
+          <w:p>
+            <w:pPr>
+              <w:jc w:val="both"/>
+              <w:rPr>
+                <w:rFonts w:ascii="Arial" w:hAnsi="Arial" w:cs="Arial"/>
+                <w:sz w:val="18"/>
+                <w:szCs w:val="18"/>
+                <w:vertAlign w:val="superscript"/>
+              </w:rPr>
+            </w:pPr>
+            <w:r>
+              <w:rPr>
+                <w:rFonts w:ascii="Arial" w:hAnsi="Arial" w:cs="Arial"/>
+                <w:b/>
+                <w:sz w:val="18"/>
+                <w:szCs w:val="18"/>
+              </w:rPr>
+              <w:t>C11:</w:t>
+            </w:r>
+            <w:r>
+              <w:rPr>
+                <w:rFonts w:ascii="Arial" w:hAnsi="Arial" w:cs="Arial"/>
+                <w:sz w:val="18"/>
+                <w:szCs w:val="18"/>
+              </w:rPr>
+              <w:t xml:space="preserve"> Decreto Estadual nº 48.816/2023, no âmbito de aplicação do ato — referência específica para a fase preparatória das contratações; não é considerado, isoladamente, fundamento suficiente para determinar a composição mínima da equipe de planejamento.</w:t>
+            </w:r>
+          </w:p>
+          <w:p>
+            <w:pPr>
+              <w:jc w:val="both"/>
+              <w:rPr>
+                <w:rFonts w:ascii="Arial" w:eastAsia="Arial" w:hAnsi="Arial" w:cs="Arial"/>
+                <w:b/>
+                <w:bCs/>
+                <w:sz w:val="18"/>
+                <w:szCs w:val="18"/>
+              </w:rPr>
+            </w:pPr>
+          </w:p>
+          <w:p>
+            <w:pPr>
+              <w:jc w:val="both"/>
+              <w:rPr>
+                <w:rFonts w:ascii="Arial" w:hAnsi="Arial" w:cs="Arial"/>
+                <w:sz w:val="18"/>
+                <w:szCs w:val="18"/>
+                <w:vertAlign w:val="superscript"/>
+              </w:rPr>
+            </w:pPr>
+            <w:r>
+              <w:rPr>
+                <w:rFonts w:ascii="Arial" w:hAnsi="Arial" w:cs="Arial"/>
+                <w:b/>
+                <w:sz w:val="18"/>
+                <w:szCs w:val="18"/>
+              </w:rPr>
+              <w:t>Poder Judiciário Estadual</w:t>
+            </w:r>
+          </w:p>
+          <w:p>
+            <w:pPr>
+              <w:jc w:val="both"/>
+              <w:rPr>
+                <w:rFonts w:ascii="Arial" w:hAnsi="Arial" w:cs="Arial"/>
+                <w:sz w:val="18"/>
+                <w:szCs w:val="18"/>
+                <w:vertAlign w:val="superscript"/>
+              </w:rPr>
+            </w:pPr>
+            <w:r>
+              <w:rPr>
+                <w:rFonts w:ascii="Arial" w:hAnsi="Arial" w:cs="Arial"/>
+                <w:b/>
+                <w:sz w:val="18"/>
+                <w:szCs w:val="18"/>
+              </w:rPr>
+              <w:t>C12:</w:t>
+            </w:r>
+            <w:r>
+              <w:rPr>
+                <w:rFonts w:ascii="Arial" w:hAnsi="Arial" w:cs="Arial"/>
+                <w:sz w:val="18"/>
+                <w:szCs w:val="18"/>
+              </w:rPr>
+              <w:t xml:space="preserve"> Resolução CNJ nº 468/2022, art. 7º — a equipe de planejamento da contratação de solução de TIC deve ser formalmente instituída e conter integrantes demandante, técnico e administrativo.</w:t>
+            </w:r>
+          </w:p>
+          <w:p>
+            <w:pPr>
+              <w:jc w:val="both"/>
+              <w:rPr>
+                <w:rFonts w:ascii="Arial" w:eastAsia="Arial" w:hAnsi="Arial" w:cs="Arial"/>
+                <w:b/>
+                <w:bCs/>
+                <w:sz w:val="18"/>
+                <w:szCs w:val="18"/>
+              </w:rPr>
+            </w:pPr>
+          </w:p>
+          <w:p>
+            <w:pPr>
+              <w:jc w:val="both"/>
+              <w:rPr>
+                <w:rFonts w:ascii="Arial" w:hAnsi="Arial" w:cs="Arial"/>
+                <w:sz w:val="18"/>
+                <w:szCs w:val="18"/>
+                <w:vertAlign w:val="superscript"/>
+              </w:rPr>
+            </w:pPr>
+            <w:r>
+              <w:rPr>
+                <w:rFonts w:ascii="Arial" w:hAnsi="Arial" w:cs="Arial"/>
+                <w:b/>
+                <w:sz w:val="18"/>
+                <w:szCs w:val="18"/>
+              </w:rPr>
+              <w:t>Ministério Público Estadual</w:t>
+            </w:r>
+          </w:p>
+          <w:p>
+            <w:pPr>
+              <w:jc w:val="both"/>
+              <w:rPr>
+                <w:rFonts w:ascii="Arial" w:hAnsi="Arial" w:cs="Arial"/>
+                <w:sz w:val="18"/>
+                <w:szCs w:val="18"/>
+                <w:vertAlign w:val="superscript"/>
+              </w:rPr>
+            </w:pPr>
+            <w:r>
+              <w:rPr>
+                <w:rFonts w:ascii="Arial" w:hAnsi="Arial" w:cs="Arial"/>
+                <w:b/>
+                <w:sz w:val="18"/>
+                <w:szCs w:val="18"/>
+              </w:rPr>
+              <w:t>C13:</w:t>
+            </w:r>
+            <w:r>
+              <w:rPr>
+                <w:rFonts w:ascii="Arial" w:hAnsi="Arial" w:cs="Arial"/>
+                <w:sz w:val="18"/>
+                <w:szCs w:val="18"/>
+              </w:rPr>
+              <w:t xml:space="preserve"> Resolução CNMP nº 283/2024, arts. 8º e 9º — a equipe de planejamento da contratação de solução de TIC deve ser instituída com integrante técnico, integrante requisitante e integrante administrativo.</w:t>
             </w:r>
           </w:p>
         </w:tc>
@@ -5866,15 +5906,15 @@
                 <w:sz w:val="18"/>
                 <w:szCs w:val="18"/>
               </w:rPr>
-              <w:t xml:space="preserve">a) S6.1 - Inexistência ou fragilidade de processo formal e padronizado para contratações de TIC.: </w:t>
-            </w:r>
-            <w:r>
-              <w:rPr>
-                <w:rFonts w:ascii="Arial" w:hAnsi="Arial" w:cs="Arial"/>
-                <w:sz w:val="18"/>
-                <w:szCs w:val="18"/>
-              </w:rPr>
-              <w:t>resposta "Não" ou "N/A" em q2801ext[A], q2801ext[C], q2801ext[D], q2801ext[E] e q2801ext[G], observada a composição lógica definida na Matriz de Procedimentos de Auditoria.</w:t>
+              <w:t xml:space="preserve">a) S6.1 - Inexistência ou fragilidade de processo formal e padronizado para o planejamento das contratações de TIC.: </w:t>
+            </w:r>
+            <w:r>
+              <w:rPr>
+                <w:rFonts w:ascii="Arial" w:hAnsi="Arial" w:cs="Arial"/>
+                <w:sz w:val="18"/>
+                <w:szCs w:val="18"/>
+              </w:rPr>
+              <w:t>resposta "Não" ou "N/A" em q2801ext[A] e q2801ext[B]; resposta "Não conforme" em q2801ext[A] e q2801ext[B], observada a composição lógica definida na Matriz de Procedimentos de Auditoria.</w:t>
             </w:r>
           </w:p>
           <w:p>
@@ -5894,15 +5934,15 @@
                 <w:sz w:val="18"/>
                 <w:szCs w:val="18"/>
               </w:rPr>
-              <w:t xml:space="preserve">b) S6.2 - Contratações de TIC sem análise prévia e aprovação técnica obrigatória da área de TIC.: </w:t>
-            </w:r>
-            <w:r>
-              <w:rPr>
-                <w:rFonts w:ascii="Arial" w:hAnsi="Arial" w:cs="Arial"/>
-                <w:sz w:val="18"/>
-                <w:szCs w:val="18"/>
-              </w:rPr>
-              <w:t>resposta "Não" em q2804[A], observada a composição lógica definida na Matriz de Procedimentos de Auditoria.</w:t>
+              <w:t xml:space="preserve">b) S6.2 - Contratações de TIC sem análise prévia e aprovação técnica da área de TIC.: </w:t>
+            </w:r>
+            <w:r>
+              <w:rPr>
+                <w:rFonts w:ascii="Arial" w:hAnsi="Arial" w:cs="Arial"/>
+                <w:sz w:val="18"/>
+                <w:szCs w:val="18"/>
+              </w:rPr>
+              <w:t>resposta "Não" em q2804[A]; resposta "Não conforme" em q2804[A], observada a composição lógica definida na Matriz de Procedimentos de Auditoria.</w:t>
             </w:r>
           </w:p>
           <w:p>
@@ -5922,15 +5962,15 @@
                 <w:sz w:val="18"/>
                 <w:szCs w:val="18"/>
               </w:rPr>
-              <w:t xml:space="preserve">c) S6.3 - Contratações de TIC sem aderência ao plano de TIC, ao plano de contratações ou à proposta orçamentária.: </w:t>
-            </w:r>
-            <w:r>
-              <w:rPr>
-                <w:rFonts w:ascii="Arial" w:hAnsi="Arial" w:cs="Arial"/>
-                <w:sz w:val="18"/>
-                <w:szCs w:val="18"/>
-              </w:rPr>
-              <w:t>resposta "Não" ou "N/A" em q2102ext[C], q2802ext[C] e q2802ext[D]; resposta "Não" em q2804[B], observada a composição lógica definida na Matriz de Procedimentos de Auditoria.</w:t>
+              <w:t xml:space="preserve">c) S6.3 - Contratações de TIC sem alinhamento ao planejamento de TIC e ao Plano de Contratações Anual.: </w:t>
+            </w:r>
+            <w:r>
+              <w:rPr>
+                <w:rFonts w:ascii="Arial" w:hAnsi="Arial" w:cs="Arial"/>
+                <w:sz w:val="18"/>
+                <w:szCs w:val="18"/>
+              </w:rPr>
+              <w:t>resposta "Não" em q2804[B], observada a composição lógica definida na Matriz de Procedimentos de Auditoria.</w:t>
             </w:r>
           </w:p>
           <w:p>
@@ -5950,7 +5990,7 @@
                 <w:sz w:val="18"/>
                 <w:szCs w:val="18"/>
               </w:rPr>
-              <w:t xml:space="preserve">d) S6.4 - Contratações de TIC sem equipe de planejamento formalmente designada e com participação técnica de TIC.: </w:t>
+              <w:t xml:space="preserve">d) S6.4 - Contratações de TIC sem designação de equipe de planejamento com integrante técnico da área de TIC.: </w:t>
             </w:r>
             <w:r>
               <w:rPr>
@@ -6057,7 +6097,7 @@
                 <w:sz w:val="18"/>
                 <w:szCs w:val="18"/>
               </w:rPr>
-              <w:t xml:space="preserve"> Contratação de soluções desalinhadas aos padrões tecnológicos, aos requisitos institucionais, à segurança da informação ou às prioridades aprovadas.</w:t>
+              <w:t xml:space="preserve"> Contratação de soluções desalinhadas aos padrões tecnológicos, aos requisitos institucionais ou às prioridades aprovadas.</w:t>
             </w:r>
           </w:p>
           <w:p>
@@ -6089,55 +6129,15 @@
                 <w:sz w:val="18"/>
                 <w:szCs w:val="18"/>
               </w:rPr>
-              <w:t>Planejamento insuficiente:</w:t>
-            </w:r>
-            <w:r>
-              <w:rPr>
-                <w:rFonts w:ascii="Arial" w:hAnsi="Arial" w:cs="Arial"/>
-                <w:sz w:val="18"/>
-                <w:szCs w:val="18"/>
-              </w:rPr>
-              <w:t xml:space="preserve"> Artefatos sem requisitos, riscos, critérios de aceite, proteção de dados ou condições adequadas de fiscalização.</w:t>
-            </w:r>
-          </w:p>
-          <w:p>
-            <w:pPr>
-              <w:spacing w:after="60"/>
-              <w:jc w:val="both"/>
-              <w:rPr>
-                <w:rFonts w:ascii="Arial" w:hAnsi="Arial" w:cs="Arial"/>
-                <w:sz w:val="18"/>
-                <w:szCs w:val="18"/>
-              </w:rPr>
-            </w:pPr>
-          </w:p>
-          <w:p>
-            <w:pPr>
-              <w:spacing w:after="60"/>
-              <w:jc w:val="both"/>
-              <w:rPr>
-                <w:rFonts w:ascii="Arial" w:hAnsi="Arial" w:cs="Arial"/>
-                <w:sz w:val="18"/>
-                <w:szCs w:val="18"/>
-              </w:rPr>
-            </w:pPr>
-            <w:r>
-              <w:rPr>
-                <w:rFonts w:ascii="Arial" w:hAnsi="Arial" w:cs="Arial"/>
-                <w:b/>
-                <w:bCs/>
-                <w:sz w:val="18"/>
-                <w:szCs w:val="18"/>
-              </w:rPr>
-              <w:t>Pagamento sem controle de resultados:</w:t>
-            </w:r>
-            <w:r>
-              <w:rPr>
-                <w:rFonts w:ascii="Arial" w:hAnsi="Arial" w:cs="Arial"/>
-                <w:sz w:val="18"/>
-                <w:szCs w:val="18"/>
-              </w:rPr>
-              <w:t xml:space="preserve"> Ausência de níveis mínimos de serviço, métricas de desempenho e critérios objetivos de recebimento e avaliação dos fornecedores.</w:t>
+              <w:t>Participação técnica insuficiente:</w:t>
+            </w:r>
+            <w:r>
+              <w:rPr>
+                <w:rFonts w:ascii="Arial" w:hAnsi="Arial" w:cs="Arial"/>
+                <w:sz w:val="18"/>
+                <w:szCs w:val="18"/>
+              </w:rPr>
+              <w:t xml:space="preserve"> Planejamento da contratação sem equipe formalmente designada ou sem participação técnica da área de TIC.</w:t>
             </w:r>
           </w:p>
         </w:tc>
@@ -6171,7 +6171,7 @@
                 <w:sz w:val="18"/>
                 <w:szCs w:val="18"/>
               </w:rPr>
-              <w:t xml:space="preserve"> para que formalize e padronize o processo de contratação de TIC, atentando-se, minimamente, em definir fluxo, etapas, papéis, responsabilidades, instâncias de aprovação e modelos de artefatos, manuais, listas de verificação ou orientações internas aplicáveis [S6.1].</w:t>
+              <w:t xml:space="preserve"> para que formalize e padronize o processo de planejamento das contratações de TIC, definindo etapas, responsabilidades e artefatos aplicáveis, podendo adotar modelos institucionais ou centralizados já existentes e prevendo fluxos proporcionais à natureza, complexidade e risco da contratação [S6.1].</w:t>
             </w:r>
           </w:p>
           <w:p>
@@ -6213,7 +6213,7 @@
                 <w:sz w:val="18"/>
                 <w:szCs w:val="18"/>
               </w:rPr>
-              <w:t xml:space="preserve"> para que estabeleça a submissão das contratações de TIC à análise prévia e à aprovação técnica da área de TIC, inclusive quando demandadas por outras áreas, de modo a verificar a compatibilidade da solução com os padrões tecnológicos, os requisitos institucionais, a segurança da informação e a arquitetura existente [S6.2].</w:t>
+              <w:t xml:space="preserve"> para que estabeleça a submissão das contratações de TIC à análise prévia da área de TIC, de modo a verificar a compatibilidade da solução com os padrões tecnológicos, os requisitos institucionais e a arquitetura existente, admitindo procedimentos simplificados e proporcionais à natureza, ao risco e ao valor da contratação, preservada análise técnica compatível [S6.2].</w:t>
             </w:r>
           </w:p>
           <w:p>
@@ -6247,6 +6247,48 @@
                 <w:szCs w:val="18"/>
                 <w:u w:val="single"/>
               </w:rPr>
+              <w:t>Comunicação com Determinação</w:t>
+            </w:r>
+            <w:r>
+              <w:rPr>
+                <w:rFonts w:ascii="Arial" w:hAnsi="Arial" w:cs="Arial"/>
+                <w:sz w:val="18"/>
+                <w:szCs w:val="18"/>
+              </w:rPr>
+              <w:t xml:space="preserve"> para que assegure que as contratações de TIC sejam compatíveis com os instrumentos de planejamento de TIC e, quando elaborado, com o Plano de Contratações Anual, promovendo os ajustes ou justificativas cabíveis nos casos excepcionais [S6.3].</w:t>
+            </w:r>
+          </w:p>
+          <w:p>
+            <w:pPr>
+              <w:jc w:val="both"/>
+              <w:rPr>
+                <w:rFonts w:ascii="Arial" w:hAnsi="Arial" w:cs="Arial"/>
+                <w:b/>
+                <w:bCs/>
+                <w:sz w:val="18"/>
+                <w:szCs w:val="18"/>
+                <w:u w:val="single"/>
+              </w:rPr>
+            </w:pPr>
+          </w:p>
+          <w:p>
+            <w:pPr>
+              <w:jc w:val="both"/>
+              <w:rPr>
+                <w:rFonts w:ascii="Arial" w:hAnsi="Arial" w:cs="Arial"/>
+                <w:sz w:val="18"/>
+                <w:szCs w:val="18"/>
+              </w:rPr>
+            </w:pPr>
+            <w:r>
+              <w:rPr>
+                <w:rFonts w:ascii="Arial" w:hAnsi="Arial" w:cs="Arial"/>
+                <w:b/>
+                <w:bCs/>
+                <w:sz w:val="18"/>
+                <w:szCs w:val="18"/>
+                <w:u w:val="single"/>
+              </w:rPr>
               <w:t>Comunicação com Recomendação</w:t>
             </w:r>
             <w:r>
@@ -6255,12 +6297,19 @@
                 <w:sz w:val="18"/>
                 <w:szCs w:val="18"/>
               </w:rPr>
-              <w:t xml:space="preserve"> para que integre as contratações de TIC ao planejamento de TIC, ao plano de contratações e à proposta orçamentária, atentando-se, minimamente, em registrar a necessidade atendida, a prioridade, a disponibilidade de recursos e a justificativa das situações excepcionais [S6.3].</w:t>
-            </w:r>
-          </w:p>
-          <w:p>
-            <w:pPr>
-              <w:jc w:val="both"/>
+              <w:t xml:space="preserve"> para que designe formalmente equipe de planejamento para as contratações de TIC, atentando-se, minimamente, em assegurar a participação de integrante da área requisitante e da área técnica de TIC, com definição das responsabilidades de seus integrantes [S6.4].</w:t>
+            </w:r>
+          </w:p>
+          <w:p>
+            <w:pPr>
+              <w:jc w:val="both"/>
+              <w:rPr>
+                <w:rFonts w:ascii="Arial" w:hAnsi="Arial" w:cs="Arial"/>
+                <w:sz w:val="18"/>
+                <w:szCs w:val="18"/>
+              </w:rPr>
+            </w:pPr>
+            <w:r>
               <w:rPr>
                 <w:rFonts w:ascii="Arial" w:hAnsi="Arial" w:cs="Arial"/>
                 <w:b/>
@@ -6269,7 +6318,16 @@
                 <w:szCs w:val="18"/>
                 <w:u w:val="single"/>
               </w:rPr>
-            </w:pPr>
+              <w:t>Poder Executivo Estadual</w:t>
+            </w:r>
+            <w:r>
+              <w:rPr>
+                <w:rFonts w:ascii="Arial" w:hAnsi="Arial" w:cs="Arial"/>
+                <w:sz w:val="18"/>
+                <w:szCs w:val="18"/>
+              </w:rPr>
+              <w:t xml:space="preserve"> — Recomendação para que designe formalmente equipe de planejamento para as contratações de TIC, atentando-se, minimamente, em assegurar a participação de integrante da área requisitante e da área técnica de TIC, com definição das responsabilidades de seus integrantes [S6.4].</w:t>
+            </w:r>
           </w:p>
           <w:p>
             <w:pPr>
@@ -6289,15 +6347,44 @@
                 <w:szCs w:val="18"/>
                 <w:u w:val="single"/>
               </w:rPr>
-              <w:t>Comunicação com Recomendação</w:t>
-            </w:r>
-            <w:r>
-              <w:rPr>
-                <w:rFonts w:ascii="Arial" w:hAnsi="Arial" w:cs="Arial"/>
-                <w:sz w:val="18"/>
-                <w:szCs w:val="18"/>
-              </w:rPr>
-              <w:t xml:space="preserve"> para que designe formalmente equipe responsável pelo planejamento das contratações de TIC, atentando-se, minimamente, em assegurar a participação da área requisitante, da área técnica de TIC e das demais áreas necessárias, com definição das responsabilidades de seus integrantes [S6.4].</w:t>
+              <w:t>Poder Judiciário Estadual</w:t>
+            </w:r>
+            <w:r>
+              <w:rPr>
+                <w:rFonts w:ascii="Arial" w:hAnsi="Arial" w:cs="Arial"/>
+                <w:sz w:val="18"/>
+                <w:szCs w:val="18"/>
+              </w:rPr>
+              <w:t xml:space="preserve"> — Determinação para que designe formalmente equipe de planejamento para as contratações de TIC, atentando-se, minimamente, em assegurar a participação de integrante da área requisitante e da área técnica de TIC, com definição das responsabilidades de seus integrantes [S6.4].</w:t>
+            </w:r>
+          </w:p>
+          <w:p>
+            <w:pPr>
+              <w:jc w:val="both"/>
+              <w:rPr>
+                <w:rFonts w:ascii="Arial" w:hAnsi="Arial" w:cs="Arial"/>
+                <w:sz w:val="18"/>
+                <w:szCs w:val="18"/>
+              </w:rPr>
+            </w:pPr>
+            <w:r>
+              <w:rPr>
+                <w:rFonts w:ascii="Arial" w:hAnsi="Arial" w:cs="Arial"/>
+                <w:b/>
+                <w:bCs/>
+                <w:sz w:val="18"/>
+                <w:szCs w:val="18"/>
+                <w:u w:val="single"/>
+              </w:rPr>
+              <w:t>Ministério Público Estadual</w:t>
+            </w:r>
+            <w:r>
+              <w:rPr>
+                <w:rFonts w:ascii="Arial" w:hAnsi="Arial" w:cs="Arial"/>
+                <w:sz w:val="18"/>
+                <w:szCs w:val="18"/>
+              </w:rPr>
+              <w:t xml:space="preserve"> — Determinação para que designe formalmente equipe de planejamento para as contratações de TIC, atentando-se, minimamente, em assegurar a participação de integrante da área requisitante e da área técnica de TIC, com definição das responsabilidades de seus integrantes [S6.4].</w:t>
             </w:r>
           </w:p>
         </w:tc>
@@ -6640,7 +6727,7 @@
               <w:sz w:val="18"/>
               <w:szCs w:val="18"/>
             </w:rPr>
-            <w:t>: 115 organizações públicas estaduais e municipais respondentes do iGovTI 2026.</w:t>
+            <w:t>: 113 organizações públicas estaduais e municipais respondentes do iGovTI 2026.</w:t>
           </w:r>
         </w:p>
         <w:p>
